--- a/vvdn/converters/ac-dc/active-pfc-rectifiers.docx
+++ b/vvdn/converters/ac-dc/active-pfc-rectifiers.docx
@@ -480,27 +480,2487 @@
                 <w:color w:val="2D3748"/>
                 <w:sz w:val="18"/>
               </w:rPr>
-              <w:t xml:space="preserve">                        Single-Phase Active Boost PFC Converter</w:t>
+              <w:t>========================================================================================================================</w:t>
               <w:br/>
-              <w:t xml:space="preserve">                                    L_pfc (Boost Inductor)     D_pfc (SiC Schottky)</w:t>
+              <w:t xml:space="preserve">     DETAILED HARDWARE SCHEMATIC: CONTINUOUS CONDUCTION MODE (CCM) ACTIVE BOOST PFC (85V-265V AC -&gt; 400V DC, 600W)</w:t>
               <w:br/>
-              <w:t xml:space="preserve">   AC Line ───┬───[ Bridge Rect ]─────^^^^^^^^────────┬──────────────[&gt;|]─────────┬───&gt; +Vdc (400V)</w:t>
+              <w:t>========================================================================================================================</w:t>
               <w:br/>
-              <w:t xml:space="preserve">              │   (D1 - D4)                           │                           │</w:t>
               <w:br/>
-              <w:t xml:space="preserve">              │                                   Drain (D)                      ┌┴┐</w:t>
+              <w:t xml:space="preserve">    AC LINE (85-265V) ──[ F1: 8A Time-Lag ]──[ NTC: 5Ω/8A ]──┬──[ EMI FILTER ]──[ BRIDGE RECTIFIER ]──┬─────────────────┐</w:t>
               <w:br/>
-              <w:t xml:space="preserve">              │                                   ┌───┴───┐ Q1 (MOSFET / GaN)    │ │ C_bulk</w:t>
+              <w:t xml:space="preserve">                                              (Relay K1 Bypass)│  (CX1, CMC1, CY1) (GBU808: 800V/8A)   │                 │</w:t>
               <w:br/>
-              <w:t xml:space="preserve">              │                                   │  SW   │                      └┬┘ (Hold-up)</w:t>
+              <w:t xml:space="preserve">    AC NEUTRAL ────────────────────────────────────────────────┴──────────────────────────────────────┼─┐               │</w:t>
               <w:br/>
-              <w:t xml:space="preserve">              │                                   └───┬───┘                       │</w:t>
+              <w:t xml:space="preserve">                                                                                                      │ │               │</w:t>
               <w:br/>
-              <w:t xml:space="preserve">              │                                       │ Source (S)                │</w:t>
+              <w:t xml:space="preserve">                                    +-----------------[ D_inrush: 10A / 600V Standard ]---------------+ │               │</w:t>
               <w:br/>
-              <w:t xml:space="preserve">   AC Neut ───┴───[             ]─────────────────────┴───────[ R_shunt ]─────────┴───&gt; -Vdc (GND)</w:t>
+              <w:t xml:space="preserve">                                    |                 (Direct Startup Inrush Bypass Path)               │               │</w:t>
               <w:br/>
-              <w:t xml:space="preserve">                                                              (Current Sense)</w:t>
+              <w:t xml:space="preserve">                                    |                                                                   │               │</w:t>
+              <w:br/>
+              <w:t xml:space="preserve">                                    |                                                                   │               │</w:t>
+              <w:br/>
+              <w:t xml:space="preserve">                                    |                                     PFC BOOST INDUCTOR            │               │</w:t>
+              <w:br/>
+              <w:t xml:space="preserve">                                    |                                 +---[ L_pfc: 450µH / 8A ]---------+               │</w:t>
+              <w:br/>
+              <w:t xml:space="preserve">                                    |                                 |   Sendust CS33125 Toroid        │               │</w:t>
+              <w:br/>
+              <w:t xml:space="preserve">                                    |                                 |   (DCR = 45mΩ, Isat = 11A)     ┌┴┐ C_in_HF      │</w:t>
+              <w:br/>
+              <w:t xml:space="preserve">                                    |                                 +----------------+               │ │ 1.0µF / 450V │</w:t>
+              <w:br/>
+              <w:t xml:space="preserve">                                    |                                                  │               └┬┘ Poly Film    │</w:t>
+              <w:br/>
+              <w:t xml:space="preserve">                                    |                                                  +=== NODE SW     │ (Absorbs HF)  │</w:t>
+              <w:br/>
+              <w:t xml:space="preserve">                                    |                                                  |    (0V to 400V)│               │</w:t>
+              <w:br/>
+              <w:t xml:space="preserve">                                    |                                                  |                │               │</w:t>
+              <w:br/>
+              <w:t xml:space="preserve">                                    |                               Drain (D)          ├──[ R_snub ]    │               │</w:t>
+              <w:br/>
+              <w:t xml:space="preserve">                                    |                              ┌────┴──────────┐   │    2.2Ω / 2W   │               │</w:t>
+              <w:br/>
+              <w:t xml:space="preserve">                                    |                              │ Q1: N-MOSFET  │   │   [ C_snub ]   │               │</w:t>
+              <w:br/>
+              <w:t xml:space="preserve">                                    |                              │ IPW60R045CP   │   │    470pF/630V  │               │</w:t>
+              <w:br/>
+              <w:t xml:space="preserve">                                    |                       +-----&gt;│ (650V, 45mΩ)  │   │     GND_PWR    │               │</w:t>
+              <w:br/>
+              <w:t xml:space="preserve">                                    |                       | Gate └────┬──────────┘   │                │               │</w:t>
+              <w:br/>
+              <w:t xml:space="preserve">                                    |                       |      Source│             │                │               │</w:t>
+              <w:br/>
+              <w:t xml:space="preserve">                                    |   GATE DRIVER IC      |           │              │                │               │</w:t>
+              <w:br/>
+              <w:t xml:space="preserve">                                    |   UCC27517 (Low-Side) |           +--------------+                │               │</w:t>
+              <w:br/>
+              <w:t xml:space="preserve">                                    |   OUT ----[ R_g: 4.7Ω ]+          │                               │               │</w:t>
+              <w:br/>
+              <w:t xml:space="preserve">                                    |                                  ┌┴┐ R_shunt: 20mΩ / 3W 1%        │               │</w:t>
+              <w:br/>
+              <w:t xml:space="preserve">                                    |                                  │ │ (Low-Side Inductor Sense)    │               │</w:t>
+              <w:br/>
+              <w:t xml:space="preserve">                                    |                                  └┬┘                              │               │</w:t>
+              <w:br/>
+              <w:t xml:space="preserve">                                    |                                   │                               │               │</w:t>
+              <w:br/>
+              <w:t xml:space="preserve">                                    |                                GND_PWR ───────────────────────────┴───────────────┘</w:t>
+              <w:br/>
+              <w:t xml:space="preserve">                                    |                                   │</w:t>
+              <w:br/>
+              <w:t xml:space="preserve">                                    |      BOOST PFC RECTIFIER DIODE    │</w:t>
+              <w:br/>
+              <w:t xml:space="preserve">                                    |      +---[ D_pfc: SiC Schottky ]--+</w:t>
+              <w:br/>
+              <w:t xml:space="preserve">                                    |      |   Wolfspeed C3D06060A</w:t>
+              <w:br/>
+              <w:t xml:space="preserve">                                    |      |   (600V, 6A, Qrr = 0)</w:t>
+              <w:br/>
+              <w:t xml:space="preserve">                                    |      +---[ Anode  -&gt;|  Cath ]-----+</w:t>
+              <w:br/>
+              <w:t xml:space="preserve">                                    |                                   │</w:t>
+              <w:br/>
+              <w:t xml:space="preserve">                                    +───────────────────────────────────+=== +VDC BUS (+400V DC Regulated)</w:t>
+              <w:br/>
+              <w:t xml:space="preserve">                                                                        │</w:t>
+              <w:br/>
+              <w:t xml:space="preserve">                                                                       ┌┴──────────────────┐</w:t>
+              <w:br/>
+              <w:t xml:space="preserve">                                                                       │ C_BULK BANK       │</w:t>
+              <w:br/>
+              <w:t xml:space="preserve">                                                                      ┌┴┐ 2x 330µF / 450V ┌┴┐ C_HF_CER</w:t>
+              <w:br/>
+              <w:t xml:space="preserve">                                                                      │ │ Nichicon LGN    │ │ 2x 0.47µF / 630V</w:t>
+              <w:br/>
+              <w:t xml:space="preserve">                                                                      └┬┘ (Hold-Up Cap)   └┬┘ Film Capacitor</w:t>
+              <w:br/>
+              <w:t xml:space="preserve">                                                                       │                   │</w:t>
+              <w:br/>
+              <w:t xml:space="preserve">                                                                       │      +VDC         │</w:t>
+              <w:br/>
+              <w:t xml:space="preserve">                                                                       │        │          │</w:t>
+              <w:br/>
+              <w:t xml:space="preserve">                                                                       │     [ R_fb1: 1.0MΩ / 0.5W ]</w:t>
+              <w:br/>
+              <w:t xml:space="preserve">                                                                       │     [ R_fb2: 1.0MΩ / 0.5W ]</w:t>
+              <w:br/>
+              <w:t xml:space="preserve">                                                                       │        │</w:t>
+              <w:br/>
+              <w:t xml:space="preserve">                                                                       │        +---&gt; V_FB (To PFC Controller)</w:t>
+              <w:br/>
+              <w:t xml:space="preserve">                                                                       │        │     (V_ref = 2.500V)</w:t>
+              <w:br/>
+              <w:t xml:space="preserve">                                                                       │     [ R_fb3: 12.7kΩ / 0.1% ]</w:t>
+              <w:br/>
+              <w:t xml:space="preserve">                                                                       │        │</w:t>
+              <w:br/>
+              <w:t xml:space="preserve">                                                                       │       AGND (Quiet Ground)</w:t>
+              <w:br/>
+              <w:t xml:space="preserve">                                                                       │        │</w:t>
+              <w:br/>
+              <w:t xml:space="preserve">                                                                       │     (Single Star Tie Point)</w:t>
+              <w:br/>
+              <w:t xml:space="preserve">    GND_PWR (Power Ground Return) ─────────────────────────────────────┴────────+──────────┴───&gt; -VDC (GND)</w:t>
+            </w:r>
+          </w:p>
+        </w:tc>
+      </w:tr>
+    </w:tbl>
+    <w:p/>
+    <w:p>
+      <w:pPr>
+        <w:spacing w:before="160" w:after="80"/>
+      </w:pPr>
+      <w:r>
+        <w:rPr>
+          <w:b/>
+          <w:color w:val="4682B4"/>
+          <w:sz w:val="24"/>
+        </w:rPr>
+        <w:t>2.1 Detailed Component Connection Netlist &amp; Terminal Details:</w:t>
+      </w:r>
+    </w:p>
+    <w:tbl>
+      <w:tblPr>
+        <w:tblW w:type="auto" w:w="0"/>
+        <w:jc w:val="center"/>
+        <w:tblLook w:firstColumn="1" w:firstRow="1" w:lastColumn="0" w:lastRow="0" w:noHBand="0" w:noVBand="1" w:val="04A0"/>
+        <w:tblBorders>
+          <w:top w:val="single" w:sz="4" w:space="0" w:color="D0D7DE"/>
+          <w:left w:val="none"/>
+          <w:bottom w:val="single" w:sz="8" w:space="0" w:color="D0D7DE"/>
+          <w:right w:val="none"/>
+          <w:insideH w:val="single" w:sz="4" w:space="0" w:color="D0D7DE"/>
+          <w:insideV w:val="none"/>
+        </w:tblBorders>
+      </w:tblPr>
+      <w:tblGrid>
+        <w:gridCol w:w="1958"/>
+        <w:gridCol w:w="1958"/>
+        <w:gridCol w:w="1958"/>
+        <w:gridCol w:w="1958"/>
+        <w:gridCol w:w="1958"/>
+      </w:tblGrid>
+      <w:tr>
+        <w:tc>
+          <w:tcPr>
+            <w:tcW w:type="dxa" w:w="1958"/>
+            <w:shd w:fill="204A6E"/>
+            <w:tcMar>
+              <w:top w:w="100" w:type="dxa"/>
+              <w:bottom w:w="100" w:type="dxa"/>
+              <w:left w:w="120" w:type="dxa"/>
+              <w:right w:w="120" w:type="dxa"/>
+            </w:tcMar>
+            <w:vAlign w:val="center"/>
+          </w:tcPr>
+          <w:p>
+            <w:pPr>
+              <w:spacing w:after="0"/>
+            </w:pPr>
+            <w:r>
+              <w:rPr>
+                <w:b/>
+                <w:color w:val="FFFFFF"/>
+                <w:sz w:val="19"/>
+              </w:rPr>
+              <w:t>Net Name</w:t>
+            </w:r>
+          </w:p>
+        </w:tc>
+        <w:tc>
+          <w:tcPr>
+            <w:tcW w:type="dxa" w:w="1958"/>
+            <w:shd w:fill="204A6E"/>
+            <w:tcMar>
+              <w:top w:w="100" w:type="dxa"/>
+              <w:bottom w:w="100" w:type="dxa"/>
+              <w:left w:w="120" w:type="dxa"/>
+              <w:right w:w="120" w:type="dxa"/>
+            </w:tcMar>
+            <w:vAlign w:val="center"/>
+          </w:tcPr>
+          <w:p>
+            <w:pPr>
+              <w:spacing w:after="0"/>
+            </w:pPr>
+            <w:r>
+              <w:rPr>
+                <w:b/>
+                <w:color w:val="FFFFFF"/>
+                <w:sz w:val="19"/>
+              </w:rPr>
+              <w:t>Source (Pin / Terminal)</w:t>
+            </w:r>
+          </w:p>
+        </w:tc>
+        <w:tc>
+          <w:tcPr>
+            <w:tcW w:type="dxa" w:w="1958"/>
+            <w:shd w:fill="204A6E"/>
+            <w:tcMar>
+              <w:top w:w="100" w:type="dxa"/>
+              <w:bottom w:w="100" w:type="dxa"/>
+              <w:left w:w="120" w:type="dxa"/>
+              <w:right w:w="120" w:type="dxa"/>
+            </w:tcMar>
+            <w:vAlign w:val="center"/>
+          </w:tcPr>
+          <w:p>
+            <w:pPr>
+              <w:spacing w:after="0"/>
+            </w:pPr>
+            <w:r>
+              <w:rPr>
+                <w:b/>
+                <w:color w:val="FFFFFF"/>
+                <w:sz w:val="19"/>
+              </w:rPr>
+              <w:t>Destination (Pin / Terminal)</w:t>
+            </w:r>
+          </w:p>
+        </w:tc>
+        <w:tc>
+          <w:tcPr>
+            <w:tcW w:type="dxa" w:w="1958"/>
+            <w:shd w:fill="204A6E"/>
+            <w:tcMar>
+              <w:top w:w="100" w:type="dxa"/>
+              <w:bottom w:w="100" w:type="dxa"/>
+              <w:left w:w="120" w:type="dxa"/>
+              <w:right w:w="120" w:type="dxa"/>
+            </w:tcMar>
+            <w:vAlign w:val="center"/>
+          </w:tcPr>
+          <w:p>
+            <w:pPr>
+              <w:spacing w:after="0"/>
+            </w:pPr>
+            <w:r>
+              <w:rPr>
+                <w:b/>
+                <w:color w:val="FFFFFF"/>
+                <w:sz w:val="19"/>
+              </w:rPr>
+              <w:t>Electrical Function</w:t>
+            </w:r>
+          </w:p>
+        </w:tc>
+        <w:tc>
+          <w:tcPr>
+            <w:tcW w:type="dxa" w:w="1958"/>
+            <w:shd w:fill="204A6E"/>
+            <w:tcMar>
+              <w:top w:w="100" w:type="dxa"/>
+              <w:bottom w:w="100" w:type="dxa"/>
+              <w:left w:w="120" w:type="dxa"/>
+              <w:right w:w="120" w:type="dxa"/>
+            </w:tcMar>
+            <w:vAlign w:val="center"/>
+          </w:tcPr>
+          <w:p>
+            <w:pPr>
+              <w:spacing w:after="0"/>
+            </w:pPr>
+            <w:r>
+              <w:rPr>
+                <w:b/>
+                <w:color w:val="FFFFFF"/>
+                <w:sz w:val="19"/>
+              </w:rPr>
+              <w:t>Hardware Engineering Notes</w:t>
+            </w:r>
+          </w:p>
+        </w:tc>
+      </w:tr>
+      <w:tr>
+        <w:tc>
+          <w:tcPr>
+            <w:tcW w:type="dxa" w:w="1958"/>
+            <w:tcMar>
+              <w:top w:w="80" w:type="dxa"/>
+              <w:bottom w:w="80" w:type="dxa"/>
+              <w:left w:w="120" w:type="dxa"/>
+              <w:right w:w="120" w:type="dxa"/>
+            </w:tcMar>
+            <w:vAlign w:val="center"/>
+          </w:tcPr>
+          <w:p>
+            <w:pPr>
+              <w:spacing w:after="0"/>
+            </w:pPr>
+            <w:r>
+              <w:rPr>
+                <w:b/>
+                <w:color w:val="282C34"/>
+                <w:sz w:val="18"/>
+              </w:rPr>
+              <w:t>RECT_OUT (+)</w:t>
+            </w:r>
+          </w:p>
+        </w:tc>
+        <w:tc>
+          <w:tcPr>
+            <w:tcW w:type="dxa" w:w="1958"/>
+            <w:tcMar>
+              <w:top w:w="80" w:type="dxa"/>
+              <w:bottom w:w="80" w:type="dxa"/>
+              <w:left w:w="120" w:type="dxa"/>
+              <w:right w:w="120" w:type="dxa"/>
+            </w:tcMar>
+            <w:vAlign w:val="center"/>
+          </w:tcPr>
+          <w:p>
+            <w:pPr>
+              <w:spacing w:after="0"/>
+            </w:pPr>
+            <w:r>
+              <w:rPr>
+                <w:color w:val="282C34"/>
+                <w:sz w:val="18"/>
+              </w:rPr>
+              <w:t>Full-Wave Bridge (+)</w:t>
+            </w:r>
+          </w:p>
+        </w:tc>
+        <w:tc>
+          <w:tcPr>
+            <w:tcW w:type="dxa" w:w="1958"/>
+            <w:tcMar>
+              <w:top w:w="80" w:type="dxa"/>
+              <w:bottom w:w="80" w:type="dxa"/>
+              <w:left w:w="120" w:type="dxa"/>
+              <w:right w:w="120" w:type="dxa"/>
+            </w:tcMar>
+            <w:vAlign w:val="center"/>
+          </w:tcPr>
+          <w:p>
+            <w:pPr>
+              <w:spacing w:after="0"/>
+            </w:pPr>
+            <w:r>
+              <w:rPr>
+                <w:color w:val="282C34"/>
+                <w:sz w:val="18"/>
+              </w:rPr>
+              <w:t xml:space="preserve">Inrush Diode </w:t>
+            </w:r>
+            <w:r>
+              <w:rPr>
+                <w:i/>
+                <w:color w:val="145AA0"/>
+                <w:sz w:val="18"/>
+              </w:rPr>
+              <w:t>D_{inrush</w:t>
+            </w:r>
+            <w:r>
+              <w:rPr>
+                <w:color w:val="282C34"/>
+                <w:sz w:val="18"/>
+              </w:rPr>
+              <w:t xml:space="preserve"> Anode, Boost Choke </w:t>
+            </w:r>
+            <w:r>
+              <w:rPr>
+                <w:i/>
+                <w:color w:val="145AA0"/>
+                <w:sz w:val="18"/>
+              </w:rPr>
+              <w:t>L_{pfc</w:t>
+            </w:r>
+            <w:r>
+              <w:rPr>
+                <w:color w:val="282C34"/>
+                <w:sz w:val="18"/>
+              </w:rPr>
+              <w:t xml:space="preserve"> Pin 1, </w:t>
+            </w:r>
+            <w:r>
+              <w:rPr>
+                <w:i/>
+                <w:color w:val="145AA0"/>
+                <w:sz w:val="18"/>
+              </w:rPr>
+              <w:t>C_{in,HF</w:t>
+            </w:r>
+          </w:p>
+        </w:tc>
+        <w:tc>
+          <w:tcPr>
+            <w:tcW w:type="dxa" w:w="1958"/>
+            <w:tcMar>
+              <w:top w:w="80" w:type="dxa"/>
+              <w:bottom w:w="80" w:type="dxa"/>
+              <w:left w:w="120" w:type="dxa"/>
+              <w:right w:w="120" w:type="dxa"/>
+            </w:tcMar>
+            <w:vAlign w:val="center"/>
+          </w:tcPr>
+          <w:p>
+            <w:pPr>
+              <w:spacing w:after="0"/>
+            </w:pPr>
+            <w:r>
+              <w:rPr>
+                <w:color w:val="282C34"/>
+                <w:sz w:val="18"/>
+              </w:rPr>
+              <w:t>100Hz/120Hz rectified haversine input</w:t>
+            </w:r>
+          </w:p>
+        </w:tc>
+        <w:tc>
+          <w:tcPr>
+            <w:tcW w:type="dxa" w:w="1958"/>
+            <w:tcMar>
+              <w:top w:w="80" w:type="dxa"/>
+              <w:bottom w:w="80" w:type="dxa"/>
+              <w:left w:w="120" w:type="dxa"/>
+              <w:right w:w="120" w:type="dxa"/>
+            </w:tcMar>
+            <w:vAlign w:val="center"/>
+          </w:tcPr>
+          <w:p>
+            <w:pPr>
+              <w:spacing w:after="0"/>
+            </w:pPr>
+            <w:r>
+              <w:rPr>
+                <w:color w:val="282C34"/>
+                <w:sz w:val="18"/>
+              </w:rPr>
+              <w:t xml:space="preserve">High-frequency film cap </w:t>
+            </w:r>
+            <w:r>
+              <w:rPr>
+                <w:i/>
+                <w:color w:val="145AA0"/>
+                <w:sz w:val="18"/>
+              </w:rPr>
+              <w:t>C_{in,HF</w:t>
+            </w:r>
+            <w:r>
+              <w:rPr>
+                <w:color w:val="282C34"/>
+                <w:sz w:val="18"/>
+              </w:rPr>
+              <w:t xml:space="preserve"> prevents 100kHz ripple from feeding back into bridge diodes.</w:t>
+            </w:r>
+          </w:p>
+        </w:tc>
+      </w:tr>
+      <w:tr>
+        <w:tc>
+          <w:tcPr>
+            <w:tcW w:type="dxa" w:w="1958"/>
+            <w:shd w:fill="F4F7F9"/>
+            <w:tcMar>
+              <w:top w:w="80" w:type="dxa"/>
+              <w:bottom w:w="80" w:type="dxa"/>
+              <w:left w:w="120" w:type="dxa"/>
+              <w:right w:w="120" w:type="dxa"/>
+            </w:tcMar>
+            <w:vAlign w:val="center"/>
+          </w:tcPr>
+          <w:p>
+            <w:pPr>
+              <w:spacing w:after="0"/>
+            </w:pPr>
+            <w:r>
+              <w:rPr>
+                <w:b/>
+                <w:color w:val="282C34"/>
+                <w:sz w:val="18"/>
+              </w:rPr>
+              <w:t>SW (PFC Node)</w:t>
+            </w:r>
+          </w:p>
+        </w:tc>
+        <w:tc>
+          <w:tcPr>
+            <w:tcW w:type="dxa" w:w="1958"/>
+            <w:shd w:fill="F4F7F9"/>
+            <w:tcMar>
+              <w:top w:w="80" w:type="dxa"/>
+              <w:bottom w:w="80" w:type="dxa"/>
+              <w:left w:w="120" w:type="dxa"/>
+              <w:right w:w="120" w:type="dxa"/>
+            </w:tcMar>
+            <w:vAlign w:val="center"/>
+          </w:tcPr>
+          <w:p>
+            <w:pPr>
+              <w:spacing w:after="0"/>
+            </w:pPr>
+            <w:r>
+              <w:rPr>
+                <w:color w:val="282C34"/>
+                <w:sz w:val="18"/>
+              </w:rPr>
+              <w:t xml:space="preserve">Boost Choke </w:t>
+            </w:r>
+            <w:r>
+              <w:rPr>
+                <w:i/>
+                <w:color w:val="145AA0"/>
+                <w:sz w:val="18"/>
+              </w:rPr>
+              <w:t>L_{pfc</w:t>
+            </w:r>
+            <w:r>
+              <w:rPr>
+                <w:color w:val="282C34"/>
+                <w:sz w:val="18"/>
+              </w:rPr>
+              <w:t xml:space="preserve"> Pin 2, </w:t>
+            </w:r>
+            <w:r>
+              <w:rPr>
+                <w:i/>
+                <w:color w:val="145AA0"/>
+                <w:sz w:val="18"/>
+              </w:rPr>
+              <w:t>Q_1</w:t>
+            </w:r>
+            <w:r>
+              <w:rPr>
+                <w:color w:val="282C34"/>
+                <w:sz w:val="18"/>
+              </w:rPr>
+              <w:t xml:space="preserve"> Drain</w:t>
+            </w:r>
+          </w:p>
+        </w:tc>
+        <w:tc>
+          <w:tcPr>
+            <w:tcW w:type="dxa" w:w="1958"/>
+            <w:shd w:fill="F4F7F9"/>
+            <w:tcMar>
+              <w:top w:w="80" w:type="dxa"/>
+              <w:bottom w:w="80" w:type="dxa"/>
+              <w:left w:w="120" w:type="dxa"/>
+              <w:right w:w="120" w:type="dxa"/>
+            </w:tcMar>
+            <w:vAlign w:val="center"/>
+          </w:tcPr>
+          <w:p>
+            <w:pPr>
+              <w:spacing w:after="0"/>
+            </w:pPr>
+            <w:r>
+              <w:rPr>
+                <w:color w:val="282C34"/>
+                <w:sz w:val="18"/>
+              </w:rPr>
+              <w:t xml:space="preserve">SiC Diode </w:t>
+            </w:r>
+            <w:r>
+              <w:rPr>
+                <w:i/>
+                <w:color w:val="145AA0"/>
+                <w:sz w:val="18"/>
+              </w:rPr>
+              <w:t>D_{pfc</w:t>
+            </w:r>
+            <w:r>
+              <w:rPr>
+                <w:color w:val="282C34"/>
+                <w:sz w:val="18"/>
+              </w:rPr>
+              <w:t xml:space="preserve"> Anode, Snubber</w:t>
+            </w:r>
+          </w:p>
+        </w:tc>
+        <w:tc>
+          <w:tcPr>
+            <w:tcW w:type="dxa" w:w="1958"/>
+            <w:shd w:fill="F4F7F9"/>
+            <w:tcMar>
+              <w:top w:w="80" w:type="dxa"/>
+              <w:bottom w:w="80" w:type="dxa"/>
+              <w:left w:w="120" w:type="dxa"/>
+              <w:right w:w="120" w:type="dxa"/>
+            </w:tcMar>
+            <w:vAlign w:val="center"/>
+          </w:tcPr>
+          <w:p>
+            <w:pPr>
+              <w:spacing w:after="0"/>
+            </w:pPr>
+            <w:r>
+              <w:rPr>
+                <w:color w:val="282C34"/>
+                <w:sz w:val="18"/>
+              </w:rPr>
+              <w:t>High-voltage 100kHz boost switching node</w:t>
+            </w:r>
+          </w:p>
+        </w:tc>
+        <w:tc>
+          <w:tcPr>
+            <w:tcW w:type="dxa" w:w="1958"/>
+            <w:shd w:fill="F4F7F9"/>
+            <w:tcMar>
+              <w:top w:w="80" w:type="dxa"/>
+              <w:bottom w:w="80" w:type="dxa"/>
+              <w:left w:w="120" w:type="dxa"/>
+              <w:right w:w="120" w:type="dxa"/>
+            </w:tcMar>
+            <w:vAlign w:val="center"/>
+          </w:tcPr>
+          <w:p>
+            <w:pPr>
+              <w:spacing w:after="0"/>
+            </w:pPr>
+            <w:r>
+              <w:rPr>
+                <w:color w:val="282C34"/>
+                <w:sz w:val="18"/>
+              </w:rPr>
+              <w:t xml:space="preserve">Heavy trace routing; minimize loop area between </w:t>
+            </w:r>
+            <w:r>
+              <w:rPr>
+                <w:i/>
+                <w:color w:val="145AA0"/>
+                <w:sz w:val="18"/>
+              </w:rPr>
+              <w:t>Q_1</w:t>
+            </w:r>
+            <w:r>
+              <w:rPr>
+                <w:color w:val="282C34"/>
+                <w:sz w:val="18"/>
+              </w:rPr>
+              <w:t xml:space="preserve"> drain, </w:t>
+            </w:r>
+            <w:r>
+              <w:rPr>
+                <w:i/>
+                <w:color w:val="145AA0"/>
+                <w:sz w:val="18"/>
+              </w:rPr>
+              <w:t>D_{pfc</w:t>
+            </w:r>
+            <w:r>
+              <w:rPr>
+                <w:color w:val="282C34"/>
+                <w:sz w:val="18"/>
+              </w:rPr>
+              <w:t xml:space="preserve"> anode, and </w:t>
+            </w:r>
+            <w:r>
+              <w:rPr>
+                <w:i/>
+                <w:color w:val="145AA0"/>
+                <w:sz w:val="18"/>
+              </w:rPr>
+              <w:t>C_{bulk</w:t>
+            </w:r>
+            <w:r>
+              <w:rPr>
+                <w:color w:val="282C34"/>
+                <w:sz w:val="18"/>
+              </w:rPr>
+              <w:t xml:space="preserve"> return.</w:t>
+            </w:r>
+          </w:p>
+        </w:tc>
+      </w:tr>
+      <w:tr>
+        <w:tc>
+          <w:tcPr>
+            <w:tcW w:type="dxa" w:w="1958"/>
+            <w:tcMar>
+              <w:top w:w="80" w:type="dxa"/>
+              <w:bottom w:w="80" w:type="dxa"/>
+              <w:left w:w="120" w:type="dxa"/>
+              <w:right w:w="120" w:type="dxa"/>
+            </w:tcMar>
+            <w:vAlign w:val="center"/>
+          </w:tcPr>
+          <w:p>
+            <w:pPr>
+              <w:spacing w:after="0"/>
+            </w:pPr>
+            <w:r>
+              <w:rPr>
+                <w:b/>
+                <w:color w:val="282C34"/>
+                <w:sz w:val="18"/>
+              </w:rPr>
+              <w:t>+VDC (400V Bus)</w:t>
+            </w:r>
+          </w:p>
+        </w:tc>
+        <w:tc>
+          <w:tcPr>
+            <w:tcW w:type="dxa" w:w="1958"/>
+            <w:tcMar>
+              <w:top w:w="80" w:type="dxa"/>
+              <w:bottom w:w="80" w:type="dxa"/>
+              <w:left w:w="120" w:type="dxa"/>
+              <w:right w:w="120" w:type="dxa"/>
+            </w:tcMar>
+            <w:vAlign w:val="center"/>
+          </w:tcPr>
+          <w:p>
+            <w:pPr>
+              <w:spacing w:after="0"/>
+            </w:pPr>
+            <w:r>
+              <w:rPr>
+                <w:color w:val="282C34"/>
+                <w:sz w:val="18"/>
+              </w:rPr>
+              <w:t xml:space="preserve">Diode </w:t>
+            </w:r>
+            <w:r>
+              <w:rPr>
+                <w:i/>
+                <w:color w:val="145AA0"/>
+                <w:sz w:val="18"/>
+              </w:rPr>
+              <w:t>D_{pfc</w:t>
+            </w:r>
+            <w:r>
+              <w:rPr>
+                <w:color w:val="282C34"/>
+                <w:sz w:val="18"/>
+              </w:rPr>
+              <w:t xml:space="preserve"> Cathode, </w:t>
+            </w:r>
+            <w:r>
+              <w:rPr>
+                <w:i/>
+                <w:color w:val="145AA0"/>
+                <w:sz w:val="18"/>
+              </w:rPr>
+              <w:t>D_{inrush</w:t>
+            </w:r>
+            <w:r>
+              <w:rPr>
+                <w:color w:val="282C34"/>
+                <w:sz w:val="18"/>
+              </w:rPr>
+              <w:t xml:space="preserve"> Cathode</w:t>
+            </w:r>
+          </w:p>
+        </w:tc>
+        <w:tc>
+          <w:tcPr>
+            <w:tcW w:type="dxa" w:w="1958"/>
+            <w:tcMar>
+              <w:top w:w="80" w:type="dxa"/>
+              <w:bottom w:w="80" w:type="dxa"/>
+              <w:left w:w="120" w:type="dxa"/>
+              <w:right w:w="120" w:type="dxa"/>
+            </w:tcMar>
+            <w:vAlign w:val="center"/>
+          </w:tcPr>
+          <w:p>
+            <w:pPr>
+              <w:spacing w:after="0"/>
+            </w:pPr>
+            <w:r>
+              <w:rPr>
+                <w:i/>
+                <w:color w:val="145AA0"/>
+                <w:sz w:val="18"/>
+              </w:rPr>
+              <w:t>C_{bulk</w:t>
+            </w:r>
+            <w:r>
+              <w:rPr>
+                <w:color w:val="282C34"/>
+                <w:sz w:val="18"/>
+              </w:rPr>
+              <w:t xml:space="preserve"> bank (+), Feedback Divider, Downstream PSU</w:t>
+            </w:r>
+          </w:p>
+        </w:tc>
+        <w:tc>
+          <w:tcPr>
+            <w:tcW w:type="dxa" w:w="1958"/>
+            <w:tcMar>
+              <w:top w:w="80" w:type="dxa"/>
+              <w:bottom w:w="80" w:type="dxa"/>
+              <w:left w:w="120" w:type="dxa"/>
+              <w:right w:w="120" w:type="dxa"/>
+            </w:tcMar>
+            <w:vAlign w:val="center"/>
+          </w:tcPr>
+          <w:p>
+            <w:pPr>
+              <w:spacing w:after="0"/>
+            </w:pPr>
+            <w:r>
+              <w:rPr>
+                <w:color w:val="282C34"/>
+                <w:sz w:val="18"/>
+              </w:rPr>
+              <w:t>Regulated +400V DC intermediate bus</w:t>
+            </w:r>
+          </w:p>
+        </w:tc>
+        <w:tc>
+          <w:tcPr>
+            <w:tcW w:type="dxa" w:w="1958"/>
+            <w:tcMar>
+              <w:top w:w="80" w:type="dxa"/>
+              <w:bottom w:w="80" w:type="dxa"/>
+              <w:left w:w="120" w:type="dxa"/>
+              <w:right w:w="120" w:type="dxa"/>
+            </w:tcMar>
+            <w:vAlign w:val="center"/>
+          </w:tcPr>
+          <w:p>
+            <w:pPr>
+              <w:spacing w:after="0"/>
+            </w:pPr>
+            <w:r>
+              <w:rPr>
+                <w:color w:val="282C34"/>
+                <w:sz w:val="18"/>
+              </w:rPr>
+              <w:t xml:space="preserve">Inrush diode </w:t>
+            </w:r>
+            <w:r>
+              <w:rPr>
+                <w:i/>
+                <w:color w:val="145AA0"/>
+                <w:sz w:val="18"/>
+              </w:rPr>
+              <w:t>D_{inrush</w:t>
+            </w:r>
+            <w:r>
+              <w:rPr>
+                <w:color w:val="282C34"/>
+                <w:sz w:val="18"/>
+              </w:rPr>
+              <w:t xml:space="preserve"> bypasses boost choke during plug-in to prevent core saturation.</w:t>
+            </w:r>
+          </w:p>
+        </w:tc>
+      </w:tr>
+      <w:tr>
+        <w:tc>
+          <w:tcPr>
+            <w:tcW w:type="dxa" w:w="1958"/>
+            <w:shd w:fill="F4F7F9"/>
+            <w:tcMar>
+              <w:top w:w="80" w:type="dxa"/>
+              <w:bottom w:w="80" w:type="dxa"/>
+              <w:left w:w="120" w:type="dxa"/>
+              <w:right w:w="120" w:type="dxa"/>
+            </w:tcMar>
+            <w:vAlign w:val="center"/>
+          </w:tcPr>
+          <w:p>
+            <w:pPr>
+              <w:spacing w:after="0"/>
+            </w:pPr>
+            <w:r>
+              <w:rPr>
+                <w:b/>
+                <w:color w:val="282C34"/>
+                <w:sz w:val="18"/>
+              </w:rPr>
+              <w:t>ISENSE_P / N</w:t>
+            </w:r>
+          </w:p>
+        </w:tc>
+        <w:tc>
+          <w:tcPr>
+            <w:tcW w:type="dxa" w:w="1958"/>
+            <w:shd w:fill="F4F7F9"/>
+            <w:tcMar>
+              <w:top w:w="80" w:type="dxa"/>
+              <w:bottom w:w="80" w:type="dxa"/>
+              <w:left w:w="120" w:type="dxa"/>
+              <w:right w:w="120" w:type="dxa"/>
+            </w:tcMar>
+            <w:vAlign w:val="center"/>
+          </w:tcPr>
+          <w:p>
+            <w:pPr>
+              <w:spacing w:after="0"/>
+            </w:pPr>
+            <w:r>
+              <w:rPr>
+                <w:color w:val="282C34"/>
+                <w:sz w:val="18"/>
+              </w:rPr>
+              <w:t xml:space="preserve">Current Shunt </w:t>
+            </w:r>
+            <w:r>
+              <w:rPr>
+                <w:i/>
+                <w:color w:val="145AA0"/>
+                <w:sz w:val="18"/>
+              </w:rPr>
+              <w:t>R_{shunt</w:t>
+            </w:r>
+            <w:r>
+              <w:rPr>
+                <w:color w:val="282C34"/>
+                <w:sz w:val="18"/>
+              </w:rPr>
+              <w:t xml:space="preserve"> Kelvin Pads</w:t>
+            </w:r>
+          </w:p>
+        </w:tc>
+        <w:tc>
+          <w:tcPr>
+            <w:tcW w:type="dxa" w:w="1958"/>
+            <w:shd w:fill="F4F7F9"/>
+            <w:tcMar>
+              <w:top w:w="80" w:type="dxa"/>
+              <w:bottom w:w="80" w:type="dxa"/>
+              <w:left w:w="120" w:type="dxa"/>
+              <w:right w:w="120" w:type="dxa"/>
+            </w:tcMar>
+            <w:vAlign w:val="center"/>
+          </w:tcPr>
+          <w:p>
+            <w:pPr>
+              <w:spacing w:after="0"/>
+            </w:pPr>
+            <w:r>
+              <w:rPr>
+                <w:color w:val="282C34"/>
+                <w:sz w:val="18"/>
+              </w:rPr>
+              <w:t>PFC Controller Current Loop Amplifier</w:t>
+            </w:r>
+          </w:p>
+        </w:tc>
+        <w:tc>
+          <w:tcPr>
+            <w:tcW w:type="dxa" w:w="1958"/>
+            <w:shd w:fill="F4F7F9"/>
+            <w:tcMar>
+              <w:top w:w="80" w:type="dxa"/>
+              <w:bottom w:w="80" w:type="dxa"/>
+              <w:left w:w="120" w:type="dxa"/>
+              <w:right w:w="120" w:type="dxa"/>
+            </w:tcMar>
+            <w:vAlign w:val="center"/>
+          </w:tcPr>
+          <w:p>
+            <w:pPr>
+              <w:spacing w:after="0"/>
+            </w:pPr>
+            <w:r>
+              <w:rPr>
+                <w:color w:val="282C34"/>
+                <w:sz w:val="18"/>
+              </w:rPr>
+              <w:t>Average inductor current sensing</w:t>
+            </w:r>
+          </w:p>
+        </w:tc>
+        <w:tc>
+          <w:tcPr>
+            <w:tcW w:type="dxa" w:w="1958"/>
+            <w:shd w:fill="F4F7F9"/>
+            <w:tcMar>
+              <w:top w:w="80" w:type="dxa"/>
+              <w:bottom w:w="80" w:type="dxa"/>
+              <w:left w:w="120" w:type="dxa"/>
+              <w:right w:w="120" w:type="dxa"/>
+            </w:tcMar>
+            <w:vAlign w:val="center"/>
+          </w:tcPr>
+          <w:p>
+            <w:pPr>
+              <w:spacing w:after="0"/>
+            </w:pPr>
+            <w:r>
+              <w:rPr>
+                <w:color w:val="282C34"/>
+                <w:sz w:val="18"/>
+              </w:rPr>
+              <w:t>Route as shielded differential pair; carries rectified sinusoidal current wave.</w:t>
+            </w:r>
+          </w:p>
+        </w:tc>
+      </w:tr>
+      <w:tr>
+        <w:tc>
+          <w:tcPr>
+            <w:tcW w:type="dxa" w:w="1958"/>
+            <w:tcMar>
+              <w:top w:w="80" w:type="dxa"/>
+              <w:bottom w:w="80" w:type="dxa"/>
+              <w:left w:w="120" w:type="dxa"/>
+              <w:right w:w="120" w:type="dxa"/>
+            </w:tcMar>
+            <w:vAlign w:val="center"/>
+          </w:tcPr>
+          <w:p>
+            <w:pPr>
+              <w:spacing w:after="0"/>
+            </w:pPr>
+            <w:r>
+              <w:rPr>
+                <w:b/>
+                <w:color w:val="282C34"/>
+                <w:sz w:val="18"/>
+              </w:rPr>
+              <w:t>V_FB</w:t>
+            </w:r>
+          </w:p>
+        </w:tc>
+        <w:tc>
+          <w:tcPr>
+            <w:tcW w:type="dxa" w:w="1958"/>
+            <w:tcMar>
+              <w:top w:w="80" w:type="dxa"/>
+              <w:bottom w:w="80" w:type="dxa"/>
+              <w:left w:w="120" w:type="dxa"/>
+              <w:right w:w="120" w:type="dxa"/>
+            </w:tcMar>
+            <w:vAlign w:val="center"/>
+          </w:tcPr>
+          <w:p>
+            <w:pPr>
+              <w:spacing w:after="0"/>
+            </w:pPr>
+            <w:r>
+              <w:rPr>
+                <w:color w:val="282C34"/>
+                <w:sz w:val="18"/>
+              </w:rPr>
+              <w:t xml:space="preserve">Resistor Divider </w:t>
+            </w:r>
+            <w:r>
+              <w:rPr>
+                <w:i/>
+                <w:color w:val="145AA0"/>
+                <w:sz w:val="18"/>
+              </w:rPr>
+              <w:t>R_{fb1-3</w:t>
+            </w:r>
+            <w:r>
+              <w:rPr>
+                <w:color w:val="282C34"/>
+                <w:sz w:val="18"/>
+              </w:rPr>
+              <w:t xml:space="preserve"> Junction</w:t>
+            </w:r>
+          </w:p>
+        </w:tc>
+        <w:tc>
+          <w:tcPr>
+            <w:tcW w:type="dxa" w:w="1958"/>
+            <w:tcMar>
+              <w:top w:w="80" w:type="dxa"/>
+              <w:bottom w:w="80" w:type="dxa"/>
+              <w:left w:w="120" w:type="dxa"/>
+              <w:right w:w="120" w:type="dxa"/>
+            </w:tcMar>
+            <w:vAlign w:val="center"/>
+          </w:tcPr>
+          <w:p>
+            <w:pPr>
+              <w:spacing w:after="0"/>
+            </w:pPr>
+            <w:r>
+              <w:rPr>
+                <w:color w:val="282C34"/>
+                <w:sz w:val="18"/>
+              </w:rPr>
+              <w:t>PFC Controller Voltage Loop Amp (Pin 1)</w:t>
+            </w:r>
+          </w:p>
+        </w:tc>
+        <w:tc>
+          <w:tcPr>
+            <w:tcW w:type="dxa" w:w="1958"/>
+            <w:tcMar>
+              <w:top w:w="80" w:type="dxa"/>
+              <w:bottom w:w="80" w:type="dxa"/>
+              <w:left w:w="120" w:type="dxa"/>
+              <w:right w:w="120" w:type="dxa"/>
+            </w:tcMar>
+            <w:vAlign w:val="center"/>
+          </w:tcPr>
+          <w:p>
+            <w:pPr>
+              <w:spacing w:after="0"/>
+            </w:pPr>
+            <w:r>
+              <w:rPr>
+                <w:color w:val="282C34"/>
+                <w:sz w:val="18"/>
+              </w:rPr>
+              <w:t>Output voltage regulation feedback</w:t>
+            </w:r>
+          </w:p>
+        </w:tc>
+        <w:tc>
+          <w:tcPr>
+            <w:tcW w:type="dxa" w:w="1958"/>
+            <w:tcMar>
+              <w:top w:w="80" w:type="dxa"/>
+              <w:bottom w:w="80" w:type="dxa"/>
+              <w:left w:w="120" w:type="dxa"/>
+              <w:right w:w="120" w:type="dxa"/>
+            </w:tcMar>
+            <w:vAlign w:val="center"/>
+          </w:tcPr>
+          <w:p>
+            <w:pPr>
+              <w:spacing w:after="0"/>
+            </w:pPr>
+            <w:r>
+              <w:rPr>
+                <w:color w:val="282C34"/>
+                <w:sz w:val="18"/>
+              </w:rPr>
+              <w:t xml:space="preserve">Total divider resistance </w:t>
+            </w:r>
+            <w:r>
+              <w:rPr>
+                <w:i/>
+                <w:color w:val="145AA0"/>
+                <w:sz w:val="18"/>
+              </w:rPr>
+              <w:t>\approx 2\,M\Omega</w:t>
+            </w:r>
+            <w:r>
+              <w:rPr>
+                <w:color w:val="282C34"/>
+                <w:sz w:val="18"/>
+              </w:rPr>
+              <w:t xml:space="preserve"> to minimize quiescent bleeder power dissipation.</w:t>
+            </w:r>
+          </w:p>
+        </w:tc>
+      </w:tr>
+      <w:tr>
+        <w:tc>
+          <w:tcPr>
+            <w:tcW w:type="dxa" w:w="1958"/>
+            <w:shd w:fill="F4F7F9"/>
+            <w:tcMar>
+              <w:top w:w="80" w:type="dxa"/>
+              <w:bottom w:w="80" w:type="dxa"/>
+              <w:left w:w="120" w:type="dxa"/>
+              <w:right w:w="120" w:type="dxa"/>
+            </w:tcMar>
+            <w:vAlign w:val="center"/>
+          </w:tcPr>
+          <w:p>
+            <w:pPr>
+              <w:spacing w:after="0"/>
+            </w:pPr>
+            <w:r>
+              <w:rPr>
+                <w:b/>
+                <w:color w:val="282C34"/>
+                <w:sz w:val="18"/>
+              </w:rPr>
+              <w:t>GND_PWR</w:t>
+            </w:r>
+          </w:p>
+        </w:tc>
+        <w:tc>
+          <w:tcPr>
+            <w:tcW w:type="dxa" w:w="1958"/>
+            <w:shd w:fill="F4F7F9"/>
+            <w:tcMar>
+              <w:top w:w="80" w:type="dxa"/>
+              <w:bottom w:w="80" w:type="dxa"/>
+              <w:left w:w="120" w:type="dxa"/>
+              <w:right w:w="120" w:type="dxa"/>
+            </w:tcMar>
+            <w:vAlign w:val="center"/>
+          </w:tcPr>
+          <w:p>
+            <w:pPr>
+              <w:spacing w:after="0"/>
+            </w:pPr>
+            <w:r>
+              <w:rPr>
+                <w:color w:val="282C34"/>
+                <w:sz w:val="18"/>
+              </w:rPr>
+              <w:t xml:space="preserve">Bridge (-), </w:t>
+            </w:r>
+            <w:r>
+              <w:rPr>
+                <w:i/>
+                <w:color w:val="145AA0"/>
+                <w:sz w:val="18"/>
+              </w:rPr>
+              <w:t>R_{shunt</w:t>
+            </w:r>
+            <w:r>
+              <w:rPr>
+                <w:color w:val="282C34"/>
+                <w:sz w:val="18"/>
+              </w:rPr>
+              <w:t xml:space="preserve"> (-), </w:t>
+            </w:r>
+            <w:r>
+              <w:rPr>
+                <w:i/>
+                <w:color w:val="145AA0"/>
+                <w:sz w:val="18"/>
+              </w:rPr>
+              <w:t>C_{bulk</w:t>
+            </w:r>
+            <w:r>
+              <w:rPr>
+                <w:color w:val="282C34"/>
+                <w:sz w:val="18"/>
+              </w:rPr>
+              <w:t xml:space="preserve"> (-)</w:t>
+            </w:r>
+          </w:p>
+        </w:tc>
+        <w:tc>
+          <w:tcPr>
+            <w:tcW w:type="dxa" w:w="1958"/>
+            <w:shd w:fill="F4F7F9"/>
+            <w:tcMar>
+              <w:top w:w="80" w:type="dxa"/>
+              <w:bottom w:w="80" w:type="dxa"/>
+              <w:left w:w="120" w:type="dxa"/>
+              <w:right w:w="120" w:type="dxa"/>
+            </w:tcMar>
+            <w:vAlign w:val="center"/>
+          </w:tcPr>
+          <w:p>
+            <w:pPr>
+              <w:spacing w:after="0"/>
+            </w:pPr>
+            <w:r>
+              <w:rPr>
+                <w:color w:val="282C34"/>
+                <w:sz w:val="18"/>
+              </w:rPr>
+              <w:t>High-current power return plane</w:t>
+            </w:r>
+          </w:p>
+        </w:tc>
+        <w:tc>
+          <w:tcPr>
+            <w:tcW w:type="dxa" w:w="1958"/>
+            <w:shd w:fill="F4F7F9"/>
+            <w:tcMar>
+              <w:top w:w="80" w:type="dxa"/>
+              <w:bottom w:w="80" w:type="dxa"/>
+              <w:left w:w="120" w:type="dxa"/>
+              <w:right w:w="120" w:type="dxa"/>
+            </w:tcMar>
+            <w:vAlign w:val="center"/>
+          </w:tcPr>
+          <w:p>
+            <w:pPr>
+              <w:spacing w:after="0"/>
+            </w:pPr>
+            <w:r>
+              <w:rPr>
+                <w:color w:val="282C34"/>
+                <w:sz w:val="18"/>
+              </w:rPr>
+              <w:t>Circulating power stage ground</w:t>
+            </w:r>
+          </w:p>
+        </w:tc>
+        <w:tc>
+          <w:tcPr>
+            <w:tcW w:type="dxa" w:w="1958"/>
+            <w:shd w:fill="F4F7F9"/>
+            <w:tcMar>
+              <w:top w:w="80" w:type="dxa"/>
+              <w:bottom w:w="80" w:type="dxa"/>
+              <w:left w:w="120" w:type="dxa"/>
+              <w:right w:w="120" w:type="dxa"/>
+            </w:tcMar>
+            <w:vAlign w:val="center"/>
+          </w:tcPr>
+          <w:p>
+            <w:pPr>
+              <w:spacing w:after="0"/>
+            </w:pPr>
+            <w:r>
+              <w:rPr>
+                <w:color w:val="282C34"/>
+                <w:sz w:val="18"/>
+              </w:rPr>
+              <w:t>Solid ground plane; isolated from quiet analog signal ground AGND.</w:t>
+            </w:r>
+          </w:p>
+        </w:tc>
+      </w:tr>
+    </w:tbl>
+    <w:p/>
+    <w:p>
+      <w:pPr>
+        <w:spacing w:before="160" w:after="80"/>
+      </w:pPr>
+      <w:r>
+        <w:rPr>
+          <w:b/>
+          <w:color w:val="4682B4"/>
+          <w:sz w:val="24"/>
+        </w:rPr>
+        <w:t>2.2 Component Bill of Materials &amp; Parametric Specifications:</w:t>
+      </w:r>
+    </w:p>
+    <w:tbl>
+      <w:tblPr>
+        <w:tblW w:type="auto" w:w="0"/>
+        <w:jc w:val="center"/>
+        <w:tblLook w:firstColumn="1" w:firstRow="1" w:lastColumn="0" w:lastRow="0" w:noHBand="0" w:noVBand="1" w:val="04A0"/>
+        <w:tblBorders>
+          <w:top w:val="single" w:sz="4" w:space="0" w:color="D0D7DE"/>
+          <w:left w:val="none"/>
+          <w:bottom w:val="single" w:sz="8" w:space="0" w:color="D0D7DE"/>
+          <w:right w:val="none"/>
+          <w:insideH w:val="single" w:sz="4" w:space="0" w:color="D0D7DE"/>
+          <w:insideV w:val="none"/>
+        </w:tblBorders>
+      </w:tblPr>
+      <w:tblGrid>
+        <w:gridCol w:w="1958"/>
+        <w:gridCol w:w="1958"/>
+        <w:gridCol w:w="1958"/>
+        <w:gridCol w:w="1958"/>
+        <w:gridCol w:w="1958"/>
+      </w:tblGrid>
+      <w:tr>
+        <w:tc>
+          <w:tcPr>
+            <w:tcW w:type="dxa" w:w="1958"/>
+            <w:shd w:fill="204A6E"/>
+            <w:tcMar>
+              <w:top w:w="100" w:type="dxa"/>
+              <w:bottom w:w="100" w:type="dxa"/>
+              <w:left w:w="120" w:type="dxa"/>
+              <w:right w:w="120" w:type="dxa"/>
+            </w:tcMar>
+            <w:vAlign w:val="center"/>
+          </w:tcPr>
+          <w:p>
+            <w:pPr>
+              <w:spacing w:after="0"/>
+            </w:pPr>
+            <w:r>
+              <w:rPr>
+                <w:b/>
+                <w:color w:val="FFFFFF"/>
+                <w:sz w:val="19"/>
+              </w:rPr>
+              <w:t>RefDes</w:t>
+            </w:r>
+          </w:p>
+        </w:tc>
+        <w:tc>
+          <w:tcPr>
+            <w:tcW w:type="dxa" w:w="1958"/>
+            <w:shd w:fill="204A6E"/>
+            <w:tcMar>
+              <w:top w:w="100" w:type="dxa"/>
+              <w:bottom w:w="100" w:type="dxa"/>
+              <w:left w:w="120" w:type="dxa"/>
+              <w:right w:w="120" w:type="dxa"/>
+            </w:tcMar>
+            <w:vAlign w:val="center"/>
+          </w:tcPr>
+          <w:p>
+            <w:pPr>
+              <w:spacing w:after="0"/>
+            </w:pPr>
+            <w:r>
+              <w:rPr>
+                <w:b/>
+                <w:color w:val="FFFFFF"/>
+                <w:sz w:val="19"/>
+              </w:rPr>
+              <w:t>Component Description</w:t>
+            </w:r>
+          </w:p>
+        </w:tc>
+        <w:tc>
+          <w:tcPr>
+            <w:tcW w:type="dxa" w:w="1958"/>
+            <w:shd w:fill="204A6E"/>
+            <w:tcMar>
+              <w:top w:w="100" w:type="dxa"/>
+              <w:bottom w:w="100" w:type="dxa"/>
+              <w:left w:w="120" w:type="dxa"/>
+              <w:right w:w="120" w:type="dxa"/>
+            </w:tcMar>
+            <w:vAlign w:val="center"/>
+          </w:tcPr>
+          <w:p>
+            <w:pPr>
+              <w:spacing w:after="0"/>
+            </w:pPr>
+            <w:r>
+              <w:rPr>
+                <w:b/>
+                <w:color w:val="FFFFFF"/>
+                <w:sz w:val="19"/>
+              </w:rPr>
+              <w:t>Manufacturer &amp; Part Number</w:t>
+            </w:r>
+          </w:p>
+        </w:tc>
+        <w:tc>
+          <w:tcPr>
+            <w:tcW w:type="dxa" w:w="1958"/>
+            <w:shd w:fill="204A6E"/>
+            <w:tcMar>
+              <w:top w:w="100" w:type="dxa"/>
+              <w:bottom w:w="100" w:type="dxa"/>
+              <w:left w:w="120" w:type="dxa"/>
+              <w:right w:w="120" w:type="dxa"/>
+            </w:tcMar>
+            <w:vAlign w:val="center"/>
+          </w:tcPr>
+          <w:p>
+            <w:pPr>
+              <w:spacing w:after="0"/>
+            </w:pPr>
+            <w:r>
+              <w:rPr>
+                <w:b/>
+                <w:color w:val="FFFFFF"/>
+                <w:sz w:val="19"/>
+              </w:rPr>
+              <w:t>Key Electrical Specifications</w:t>
+            </w:r>
+          </w:p>
+        </w:tc>
+        <w:tc>
+          <w:tcPr>
+            <w:tcW w:type="dxa" w:w="1958"/>
+            <w:shd w:fill="204A6E"/>
+            <w:tcMar>
+              <w:top w:w="100" w:type="dxa"/>
+              <w:bottom w:w="100" w:type="dxa"/>
+              <w:left w:w="120" w:type="dxa"/>
+              <w:right w:w="120" w:type="dxa"/>
+            </w:tcMar>
+            <w:vAlign w:val="center"/>
+          </w:tcPr>
+          <w:p>
+            <w:pPr>
+              <w:spacing w:after="0"/>
+            </w:pPr>
+            <w:r>
+              <w:rPr>
+                <w:b/>
+                <w:color w:val="FFFFFF"/>
+                <w:sz w:val="19"/>
+              </w:rPr>
+              <w:t>Critical Design Constraint</w:t>
+            </w:r>
+          </w:p>
+        </w:tc>
+      </w:tr>
+      <w:tr>
+        <w:tc>
+          <w:tcPr>
+            <w:tcW w:type="dxa" w:w="1958"/>
+            <w:tcMar>
+              <w:top w:w="80" w:type="dxa"/>
+              <w:bottom w:w="80" w:type="dxa"/>
+              <w:left w:w="120" w:type="dxa"/>
+              <w:right w:w="120" w:type="dxa"/>
+            </w:tcMar>
+            <w:vAlign w:val="center"/>
+          </w:tcPr>
+          <w:p>
+            <w:pPr>
+              <w:spacing w:after="0"/>
+            </w:pPr>
+            <w:r>
+              <w:rPr>
+                <w:b/>
+                <w:color w:val="282C34"/>
+                <w:sz w:val="18"/>
+              </w:rPr>
+              <w:t>$Q_1$</w:t>
+            </w:r>
+          </w:p>
+        </w:tc>
+        <w:tc>
+          <w:tcPr>
+            <w:tcW w:type="dxa" w:w="1958"/>
+            <w:tcMar>
+              <w:top w:w="80" w:type="dxa"/>
+              <w:bottom w:w="80" w:type="dxa"/>
+              <w:left w:w="120" w:type="dxa"/>
+              <w:right w:w="120" w:type="dxa"/>
+            </w:tcMar>
+            <w:vAlign w:val="center"/>
+          </w:tcPr>
+          <w:p>
+            <w:pPr>
+              <w:spacing w:after="0"/>
+            </w:pPr>
+            <w:r>
+              <w:rPr>
+                <w:color w:val="282C34"/>
+                <w:sz w:val="18"/>
+              </w:rPr>
+              <w:t>PFC Boost N-MOSFET</w:t>
+            </w:r>
+          </w:p>
+        </w:tc>
+        <w:tc>
+          <w:tcPr>
+            <w:tcW w:type="dxa" w:w="1958"/>
+            <w:tcMar>
+              <w:top w:w="80" w:type="dxa"/>
+              <w:bottom w:w="80" w:type="dxa"/>
+              <w:left w:w="120" w:type="dxa"/>
+              <w:right w:w="120" w:type="dxa"/>
+            </w:tcMar>
+            <w:vAlign w:val="center"/>
+          </w:tcPr>
+          <w:p>
+            <w:pPr>
+              <w:spacing w:after="0"/>
+            </w:pPr>
+            <w:r>
+              <w:rPr>
+                <w:color w:val="282C34"/>
+                <w:sz w:val="18"/>
+              </w:rPr>
+              <w:t>Infineon IPW60R045CP</w:t>
+            </w:r>
+          </w:p>
+        </w:tc>
+        <w:tc>
+          <w:tcPr>
+            <w:tcW w:type="dxa" w:w="1958"/>
+            <w:tcMar>
+              <w:top w:w="80" w:type="dxa"/>
+              <w:bottom w:w="80" w:type="dxa"/>
+              <w:left w:w="120" w:type="dxa"/>
+              <w:right w:w="120" w:type="dxa"/>
+            </w:tcMar>
+            <w:vAlign w:val="center"/>
+          </w:tcPr>
+          <w:p>
+            <w:pPr>
+              <w:spacing w:after="0"/>
+            </w:pPr>
+            <w:r>
+              <w:rPr>
+                <w:i/>
+                <w:color w:val="145AA0"/>
+                <w:sz w:val="18"/>
+              </w:rPr>
+              <w:t>V_{DS = 650\,V, I_D = 60\,A, R_{DS(on) = 45\,m\Omega, Q_g = 150\,nC</w:t>
+            </w:r>
+          </w:p>
+        </w:tc>
+        <w:tc>
+          <w:tcPr>
+            <w:tcW w:type="dxa" w:w="1958"/>
+            <w:tcMar>
+              <w:top w:w="80" w:type="dxa"/>
+              <w:bottom w:w="80" w:type="dxa"/>
+              <w:left w:w="120" w:type="dxa"/>
+              <w:right w:w="120" w:type="dxa"/>
+            </w:tcMar>
+            <w:vAlign w:val="center"/>
+          </w:tcPr>
+          <w:p>
+            <w:pPr>
+              <w:spacing w:after="0"/>
+            </w:pPr>
+            <w:r>
+              <w:rPr>
+                <w:color w:val="282C34"/>
+                <w:sz w:val="18"/>
+              </w:rPr>
+              <w:t>Superjunction CoolMOS provides ultra-low conduction losses at high RMS current (</w:t>
+            </w:r>
+            <w:r>
+              <w:rPr>
+                <w:i/>
+                <w:color w:val="145AA0"/>
+                <w:sz w:val="18"/>
+              </w:rPr>
+              <w:t>I_{rms \approx 6.5\,A</w:t>
+            </w:r>
+            <w:r>
+              <w:rPr>
+                <w:color w:val="282C34"/>
+                <w:sz w:val="18"/>
+              </w:rPr>
+              <w:t xml:space="preserve"> at </w:t>
+            </w:r>
+            <w:r>
+              <w:rPr>
+                <w:i/>
+                <w:color w:val="145AA0"/>
+                <w:sz w:val="18"/>
+              </w:rPr>
+              <w:t>90\,V_{ac</w:t>
+            </w:r>
+            <w:r>
+              <w:rPr>
+                <w:color w:val="282C34"/>
+                <w:sz w:val="18"/>
+              </w:rPr>
+              <w:t>).</w:t>
+            </w:r>
+          </w:p>
+        </w:tc>
+      </w:tr>
+      <w:tr>
+        <w:tc>
+          <w:tcPr>
+            <w:tcW w:type="dxa" w:w="1958"/>
+            <w:shd w:fill="F4F7F9"/>
+            <w:tcMar>
+              <w:top w:w="80" w:type="dxa"/>
+              <w:bottom w:w="80" w:type="dxa"/>
+              <w:left w:w="120" w:type="dxa"/>
+              <w:right w:w="120" w:type="dxa"/>
+            </w:tcMar>
+            <w:vAlign w:val="center"/>
+          </w:tcPr>
+          <w:p>
+            <w:pPr>
+              <w:spacing w:after="0"/>
+            </w:pPr>
+            <w:r>
+              <w:rPr>
+                <w:b/>
+                <w:color w:val="282C34"/>
+                <w:sz w:val="18"/>
+              </w:rPr>
+              <w:t>$D_{pfc}$</w:t>
+            </w:r>
+          </w:p>
+        </w:tc>
+        <w:tc>
+          <w:tcPr>
+            <w:tcW w:type="dxa" w:w="1958"/>
+            <w:shd w:fill="F4F7F9"/>
+            <w:tcMar>
+              <w:top w:w="80" w:type="dxa"/>
+              <w:bottom w:w="80" w:type="dxa"/>
+              <w:left w:w="120" w:type="dxa"/>
+              <w:right w:w="120" w:type="dxa"/>
+            </w:tcMar>
+            <w:vAlign w:val="center"/>
+          </w:tcPr>
+          <w:p>
+            <w:pPr>
+              <w:spacing w:after="0"/>
+            </w:pPr>
+            <w:r>
+              <w:rPr>
+                <w:color w:val="282C34"/>
+                <w:sz w:val="18"/>
+              </w:rPr>
+              <w:t>SiC Boost Rectifier Diode</w:t>
+            </w:r>
+          </w:p>
+        </w:tc>
+        <w:tc>
+          <w:tcPr>
+            <w:tcW w:type="dxa" w:w="1958"/>
+            <w:shd w:fill="F4F7F9"/>
+            <w:tcMar>
+              <w:top w:w="80" w:type="dxa"/>
+              <w:bottom w:w="80" w:type="dxa"/>
+              <w:left w:w="120" w:type="dxa"/>
+              <w:right w:w="120" w:type="dxa"/>
+            </w:tcMar>
+            <w:vAlign w:val="center"/>
+          </w:tcPr>
+          <w:p>
+            <w:pPr>
+              <w:spacing w:after="0"/>
+            </w:pPr>
+            <w:r>
+              <w:rPr>
+                <w:color w:val="282C34"/>
+                <w:sz w:val="18"/>
+              </w:rPr>
+              <w:t>Wolfspeed C3D06060A</w:t>
+            </w:r>
+          </w:p>
+        </w:tc>
+        <w:tc>
+          <w:tcPr>
+            <w:tcW w:type="dxa" w:w="1958"/>
+            <w:shd w:fill="F4F7F9"/>
+            <w:tcMar>
+              <w:top w:w="80" w:type="dxa"/>
+              <w:bottom w:w="80" w:type="dxa"/>
+              <w:left w:w="120" w:type="dxa"/>
+              <w:right w:w="120" w:type="dxa"/>
+            </w:tcMar>
+            <w:vAlign w:val="center"/>
+          </w:tcPr>
+          <w:p>
+            <w:pPr>
+              <w:spacing w:after="0"/>
+            </w:pPr>
+            <w:r>
+              <w:rPr>
+                <w:i/>
+                <w:color w:val="145AA0"/>
+                <w:sz w:val="18"/>
+              </w:rPr>
+              <w:t>V_{RRM = 600\,V, I_F = 6\,A, Q_c = 14\,nC, V_F = 1.5\,V</w:t>
+            </w:r>
+          </w:p>
+        </w:tc>
+        <w:tc>
+          <w:tcPr>
+            <w:tcW w:type="dxa" w:w="1958"/>
+            <w:shd w:fill="F4F7F9"/>
+            <w:tcMar>
+              <w:top w:w="80" w:type="dxa"/>
+              <w:bottom w:w="80" w:type="dxa"/>
+              <w:left w:w="120" w:type="dxa"/>
+              <w:right w:w="120" w:type="dxa"/>
+            </w:tcMar>
+            <w:vAlign w:val="center"/>
+          </w:tcPr>
+          <w:p>
+            <w:pPr>
+              <w:spacing w:after="0"/>
+            </w:pPr>
+            <w:r>
+              <w:rPr>
+                <w:b/>
+                <w:color w:val="282C34"/>
+                <w:sz w:val="18"/>
+              </w:rPr>
+              <w:t>Zero Reverse Recovery ($Q_{rr} \approx 0$)</w:t>
+            </w:r>
+            <w:r>
+              <w:rPr>
+                <w:color w:val="282C34"/>
+                <w:sz w:val="18"/>
+              </w:rPr>
+              <w:t>: Essential for continuous conduction mode (CCM) to avoid turn-on shoot-through.</w:t>
+            </w:r>
+          </w:p>
+        </w:tc>
+      </w:tr>
+      <w:tr>
+        <w:tc>
+          <w:tcPr>
+            <w:tcW w:type="dxa" w:w="1958"/>
+            <w:tcMar>
+              <w:top w:w="80" w:type="dxa"/>
+              <w:bottom w:w="80" w:type="dxa"/>
+              <w:left w:w="120" w:type="dxa"/>
+              <w:right w:w="120" w:type="dxa"/>
+            </w:tcMar>
+            <w:vAlign w:val="center"/>
+          </w:tcPr>
+          <w:p>
+            <w:pPr>
+              <w:spacing w:after="0"/>
+            </w:pPr>
+            <w:r>
+              <w:rPr>
+                <w:b/>
+                <w:color w:val="282C34"/>
+                <w:sz w:val="18"/>
+              </w:rPr>
+              <w:t>$D_{inrush}$</w:t>
+            </w:r>
+          </w:p>
+        </w:tc>
+        <w:tc>
+          <w:tcPr>
+            <w:tcW w:type="dxa" w:w="1958"/>
+            <w:tcMar>
+              <w:top w:w="80" w:type="dxa"/>
+              <w:bottom w:w="80" w:type="dxa"/>
+              <w:left w:w="120" w:type="dxa"/>
+              <w:right w:w="120" w:type="dxa"/>
+            </w:tcMar>
+            <w:vAlign w:val="center"/>
+          </w:tcPr>
+          <w:p>
+            <w:pPr>
+              <w:spacing w:after="0"/>
+            </w:pPr>
+            <w:r>
+              <w:rPr>
+                <w:color w:val="282C34"/>
+                <w:sz w:val="18"/>
+              </w:rPr>
+              <w:t>Startup Inrush Bypass Diode</w:t>
+            </w:r>
+          </w:p>
+        </w:tc>
+        <w:tc>
+          <w:tcPr>
+            <w:tcW w:type="dxa" w:w="1958"/>
+            <w:tcMar>
+              <w:top w:w="80" w:type="dxa"/>
+              <w:bottom w:w="80" w:type="dxa"/>
+              <w:left w:w="120" w:type="dxa"/>
+              <w:right w:w="120" w:type="dxa"/>
+            </w:tcMar>
+            <w:vAlign w:val="center"/>
+          </w:tcPr>
+          <w:p>
+            <w:pPr>
+              <w:spacing w:after="0"/>
+            </w:pPr>
+            <w:r>
+              <w:rPr>
+                <w:color w:val="282C34"/>
+                <w:sz w:val="18"/>
+              </w:rPr>
+              <w:t>Diodes Inc. S10MC</w:t>
+            </w:r>
+          </w:p>
+        </w:tc>
+        <w:tc>
+          <w:tcPr>
+            <w:tcW w:type="dxa" w:w="1958"/>
+            <w:tcMar>
+              <w:top w:w="80" w:type="dxa"/>
+              <w:bottom w:w="80" w:type="dxa"/>
+              <w:left w:w="120" w:type="dxa"/>
+              <w:right w:w="120" w:type="dxa"/>
+            </w:tcMar>
+            <w:vAlign w:val="center"/>
+          </w:tcPr>
+          <w:p>
+            <w:pPr>
+              <w:spacing w:after="0"/>
+            </w:pPr>
+            <w:r>
+              <w:rPr>
+                <w:i/>
+                <w:color w:val="145AA0"/>
+                <w:sz w:val="18"/>
+              </w:rPr>
+              <w:t>V_{RRM = 1000\,V, I_F = 10\,A, I_{FSM = 300\,A</w:t>
+            </w:r>
+          </w:p>
+        </w:tc>
+        <w:tc>
+          <w:tcPr>
+            <w:tcW w:type="dxa" w:w="1958"/>
+            <w:tcMar>
+              <w:top w:w="80" w:type="dxa"/>
+              <w:bottom w:w="80" w:type="dxa"/>
+              <w:left w:w="120" w:type="dxa"/>
+              <w:right w:w="120" w:type="dxa"/>
+            </w:tcMar>
+            <w:vAlign w:val="center"/>
+          </w:tcPr>
+          <w:p>
+            <w:pPr>
+              <w:spacing w:after="0"/>
+            </w:pPr>
+            <w:r>
+              <w:rPr>
+                <w:color w:val="282C34"/>
+                <w:sz w:val="18"/>
+              </w:rPr>
+              <w:t xml:space="preserve">Conducts initial </w:t>
+            </w:r>
+            <w:r>
+              <w:rPr>
+                <w:i/>
+                <w:color w:val="145AA0"/>
+                <w:sz w:val="18"/>
+              </w:rPr>
+              <w:t>80\,A</w:t>
+            </w:r>
+            <w:r>
+              <w:rPr>
+                <w:color w:val="282C34"/>
+                <w:sz w:val="18"/>
+              </w:rPr>
+              <w:t xml:space="preserve"> surge at AC plug-in; prevents </w:t>
+            </w:r>
+            <w:r>
+              <w:rPr>
+                <w:i/>
+                <w:color w:val="145AA0"/>
+                <w:sz w:val="18"/>
+              </w:rPr>
+              <w:t>L_{pfc</w:t>
+            </w:r>
+            <w:r>
+              <w:rPr>
+                <w:color w:val="282C34"/>
+                <w:sz w:val="18"/>
+              </w:rPr>
+              <w:t xml:space="preserve"> saturation and protects </w:t>
+            </w:r>
+            <w:r>
+              <w:rPr>
+                <w:i/>
+                <w:color w:val="145AA0"/>
+                <w:sz w:val="18"/>
+              </w:rPr>
+              <w:t>D_{pfc</w:t>
+            </w:r>
+            <w:r>
+              <w:rPr>
+                <w:color w:val="282C34"/>
+                <w:sz w:val="18"/>
+              </w:rPr>
+              <w:t>.</w:t>
+            </w:r>
+          </w:p>
+        </w:tc>
+      </w:tr>
+      <w:tr>
+        <w:tc>
+          <w:tcPr>
+            <w:tcW w:type="dxa" w:w="1958"/>
+            <w:shd w:fill="F4F7F9"/>
+            <w:tcMar>
+              <w:top w:w="80" w:type="dxa"/>
+              <w:bottom w:w="80" w:type="dxa"/>
+              <w:left w:w="120" w:type="dxa"/>
+              <w:right w:w="120" w:type="dxa"/>
+            </w:tcMar>
+            <w:vAlign w:val="center"/>
+          </w:tcPr>
+          <w:p>
+            <w:pPr>
+              <w:spacing w:after="0"/>
+            </w:pPr>
+            <w:r>
+              <w:rPr>
+                <w:b/>
+                <w:color w:val="282C34"/>
+                <w:sz w:val="18"/>
+              </w:rPr>
+              <w:t>$L_{pfc}$</w:t>
+            </w:r>
+          </w:p>
+        </w:tc>
+        <w:tc>
+          <w:tcPr>
+            <w:tcW w:type="dxa" w:w="1958"/>
+            <w:shd w:fill="F4F7F9"/>
+            <w:tcMar>
+              <w:top w:w="80" w:type="dxa"/>
+              <w:bottom w:w="80" w:type="dxa"/>
+              <w:left w:w="120" w:type="dxa"/>
+              <w:right w:w="120" w:type="dxa"/>
+            </w:tcMar>
+            <w:vAlign w:val="center"/>
+          </w:tcPr>
+          <w:p>
+            <w:pPr>
+              <w:spacing w:after="0"/>
+            </w:pPr>
+            <w:r>
+              <w:rPr>
+                <w:color w:val="282C34"/>
+                <w:sz w:val="18"/>
+              </w:rPr>
+              <w:t>Boost PFC Inductor</w:t>
+            </w:r>
+          </w:p>
+        </w:tc>
+        <w:tc>
+          <w:tcPr>
+            <w:tcW w:type="dxa" w:w="1958"/>
+            <w:shd w:fill="F4F7F9"/>
+            <w:tcMar>
+              <w:top w:w="80" w:type="dxa"/>
+              <w:bottom w:w="80" w:type="dxa"/>
+              <w:left w:w="120" w:type="dxa"/>
+              <w:right w:w="120" w:type="dxa"/>
+            </w:tcMar>
+            <w:vAlign w:val="center"/>
+          </w:tcPr>
+          <w:p>
+            <w:pPr>
+              <w:spacing w:after="0"/>
+            </w:pPr>
+            <w:r>
+              <w:rPr>
+                <w:color w:val="282C34"/>
+                <w:sz w:val="18"/>
+              </w:rPr>
+              <w:t>Custom Sendust Core (CS33125)</w:t>
+            </w:r>
+          </w:p>
+        </w:tc>
+        <w:tc>
+          <w:tcPr>
+            <w:tcW w:type="dxa" w:w="1958"/>
+            <w:shd w:fill="F4F7F9"/>
+            <w:tcMar>
+              <w:top w:w="80" w:type="dxa"/>
+              <w:bottom w:w="80" w:type="dxa"/>
+              <w:left w:w="120" w:type="dxa"/>
+              <w:right w:w="120" w:type="dxa"/>
+            </w:tcMar>
+            <w:vAlign w:val="center"/>
+          </w:tcPr>
+          <w:p>
+            <w:pPr>
+              <w:spacing w:after="0"/>
+            </w:pPr>
+            <w:r>
+              <w:rPr>
+                <w:i/>
+                <w:color w:val="145AA0"/>
+                <w:sz w:val="18"/>
+              </w:rPr>
+              <w:t>L = 450\,µH, I_{sat = 11\,A, I_{rms = 7.5\,A, DCR = 45\,m\Omega</w:t>
+            </w:r>
+          </w:p>
+        </w:tc>
+        <w:tc>
+          <w:tcPr>
+            <w:tcW w:type="dxa" w:w="1958"/>
+            <w:shd w:fill="F4F7F9"/>
+            <w:tcMar>
+              <w:top w:w="80" w:type="dxa"/>
+              <w:bottom w:w="80" w:type="dxa"/>
+              <w:left w:w="120" w:type="dxa"/>
+              <w:right w:w="120" w:type="dxa"/>
+            </w:tcMar>
+            <w:vAlign w:val="center"/>
+          </w:tcPr>
+          <w:p>
+            <w:pPr>
+              <w:spacing w:after="0"/>
+            </w:pPr>
+            <w:r>
+              <w:rPr>
+                <w:color w:val="282C34"/>
+                <w:sz w:val="18"/>
+              </w:rPr>
+              <w:t>Low-permeability Sendust material (</w:t>
+            </w:r>
+            <w:r>
+              <w:rPr>
+                <w:i/>
+                <w:color w:val="145AA0"/>
+                <w:sz w:val="18"/>
+              </w:rPr>
+              <w:t>µ_r = 60</w:t>
+            </w:r>
+            <w:r>
+              <w:rPr>
+                <w:color w:val="282C34"/>
+                <w:sz w:val="18"/>
+              </w:rPr>
+              <w:t>) maintains soft saturation characteristics without overheating.</w:t>
+            </w:r>
+          </w:p>
+        </w:tc>
+      </w:tr>
+      <w:tr>
+        <w:tc>
+          <w:tcPr>
+            <w:tcW w:type="dxa" w:w="1958"/>
+            <w:tcMar>
+              <w:top w:w="80" w:type="dxa"/>
+              <w:bottom w:w="80" w:type="dxa"/>
+              <w:left w:w="120" w:type="dxa"/>
+              <w:right w:w="120" w:type="dxa"/>
+            </w:tcMar>
+            <w:vAlign w:val="center"/>
+          </w:tcPr>
+          <w:p>
+            <w:pPr>
+              <w:spacing w:after="0"/>
+            </w:pPr>
+            <w:r>
+              <w:rPr>
+                <w:b/>
+                <w:color w:val="282C34"/>
+                <w:sz w:val="18"/>
+              </w:rPr>
+              <w:t>$C_{bulk}$</w:t>
+            </w:r>
+          </w:p>
+        </w:tc>
+        <w:tc>
+          <w:tcPr>
+            <w:tcW w:type="dxa" w:w="1958"/>
+            <w:tcMar>
+              <w:top w:w="80" w:type="dxa"/>
+              <w:bottom w:w="80" w:type="dxa"/>
+              <w:left w:w="120" w:type="dxa"/>
+              <w:right w:w="120" w:type="dxa"/>
+            </w:tcMar>
+            <w:vAlign w:val="center"/>
+          </w:tcPr>
+          <w:p>
+            <w:pPr>
+              <w:spacing w:after="0"/>
+            </w:pPr>
+            <w:r>
+              <w:rPr>
+                <w:color w:val="282C34"/>
+                <w:sz w:val="18"/>
+              </w:rPr>
+              <w:t>DC Bus Bulk Capacitors</w:t>
+            </w:r>
+          </w:p>
+        </w:tc>
+        <w:tc>
+          <w:tcPr>
+            <w:tcW w:type="dxa" w:w="1958"/>
+            <w:tcMar>
+              <w:top w:w="80" w:type="dxa"/>
+              <w:bottom w:w="80" w:type="dxa"/>
+              <w:left w:w="120" w:type="dxa"/>
+              <w:right w:w="120" w:type="dxa"/>
+            </w:tcMar>
+            <w:vAlign w:val="center"/>
+          </w:tcPr>
+          <w:p>
+            <w:pPr>
+              <w:spacing w:after="0"/>
+            </w:pPr>
+            <w:r>
+              <w:rPr>
+                <w:color w:val="282C34"/>
+                <w:sz w:val="18"/>
+              </w:rPr>
+              <w:t>Nichicon LGN2W331MELY</w:t>
+            </w:r>
+          </w:p>
+        </w:tc>
+        <w:tc>
+          <w:tcPr>
+            <w:tcW w:type="dxa" w:w="1958"/>
+            <w:tcMar>
+              <w:top w:w="80" w:type="dxa"/>
+              <w:bottom w:w="80" w:type="dxa"/>
+              <w:left w:w="120" w:type="dxa"/>
+              <w:right w:w="120" w:type="dxa"/>
+            </w:tcMar>
+            <w:vAlign w:val="center"/>
+          </w:tcPr>
+          <w:p>
+            <w:pPr>
+              <w:spacing w:after="0"/>
+            </w:pPr>
+            <w:r>
+              <w:rPr>
+                <w:i/>
+                <w:color w:val="145AA0"/>
+                <w:sz w:val="18"/>
+              </w:rPr>
+              <w:t>2 × 330\,µF, 450\,V_{DC, 105^\circC, ESR = 0.18\,\Omega</w:t>
+            </w:r>
+          </w:p>
+        </w:tc>
+        <w:tc>
+          <w:tcPr>
+            <w:tcW w:type="dxa" w:w="1958"/>
+            <w:tcMar>
+              <w:top w:w="80" w:type="dxa"/>
+              <w:bottom w:w="80" w:type="dxa"/>
+              <w:left w:w="120" w:type="dxa"/>
+              <w:right w:w="120" w:type="dxa"/>
+            </w:tcMar>
+            <w:vAlign w:val="center"/>
+          </w:tcPr>
+          <w:p>
+            <w:pPr>
+              <w:spacing w:after="0"/>
+            </w:pPr>
+            <w:r>
+              <w:rPr>
+                <w:color w:val="282C34"/>
+                <w:sz w:val="18"/>
+              </w:rPr>
+              <w:t>Accommodates 100Hz double-frequency ripple current (</w:t>
+            </w:r>
+            <w:r>
+              <w:rPr>
+                <w:i/>
+                <w:color w:val="145AA0"/>
+                <w:sz w:val="18"/>
+              </w:rPr>
+              <w:t>I_{ripple \approx 2.8\,A_{rms</w:t>
+            </w:r>
+            <w:r>
+              <w:rPr>
+                <w:color w:val="282C34"/>
+                <w:sz w:val="18"/>
+              </w:rPr>
+              <w:t>) and 20ms hold-up.</w:t>
+            </w:r>
+          </w:p>
+        </w:tc>
+      </w:tr>
+      <w:tr>
+        <w:tc>
+          <w:tcPr>
+            <w:tcW w:type="dxa" w:w="1958"/>
+            <w:shd w:fill="F4F7F9"/>
+            <w:tcMar>
+              <w:top w:w="80" w:type="dxa"/>
+              <w:bottom w:w="80" w:type="dxa"/>
+              <w:left w:w="120" w:type="dxa"/>
+              <w:right w:w="120" w:type="dxa"/>
+            </w:tcMar>
+            <w:vAlign w:val="center"/>
+          </w:tcPr>
+          <w:p>
+            <w:pPr>
+              <w:spacing w:after="0"/>
+            </w:pPr>
+            <w:r>
+              <w:rPr>
+                <w:b/>
+                <w:color w:val="282C34"/>
+                <w:sz w:val="18"/>
+              </w:rPr>
+              <w:t>$R_{shunt}$</w:t>
+            </w:r>
+          </w:p>
+        </w:tc>
+        <w:tc>
+          <w:tcPr>
+            <w:tcW w:type="dxa" w:w="1958"/>
+            <w:shd w:fill="F4F7F9"/>
+            <w:tcMar>
+              <w:top w:w="80" w:type="dxa"/>
+              <w:bottom w:w="80" w:type="dxa"/>
+              <w:left w:w="120" w:type="dxa"/>
+              <w:right w:w="120" w:type="dxa"/>
+            </w:tcMar>
+            <w:vAlign w:val="center"/>
+          </w:tcPr>
+          <w:p>
+            <w:pPr>
+              <w:spacing w:after="0"/>
+            </w:pPr>
+            <w:r>
+              <w:rPr>
+                <w:color w:val="282C34"/>
+                <w:sz w:val="18"/>
+              </w:rPr>
+              <w:t>Inductor Current Sense Shunt</w:t>
+            </w:r>
+          </w:p>
+        </w:tc>
+        <w:tc>
+          <w:tcPr>
+            <w:tcW w:type="dxa" w:w="1958"/>
+            <w:shd w:fill="F4F7F9"/>
+            <w:tcMar>
+              <w:top w:w="80" w:type="dxa"/>
+              <w:bottom w:w="80" w:type="dxa"/>
+              <w:left w:w="120" w:type="dxa"/>
+              <w:right w:w="120" w:type="dxa"/>
+            </w:tcMar>
+            <w:vAlign w:val="center"/>
+          </w:tcPr>
+          <w:p>
+            <w:pPr>
+              <w:spacing w:after="0"/>
+            </w:pPr>
+            <w:r>
+              <w:rPr>
+                <w:color w:val="282C34"/>
+                <w:sz w:val="18"/>
+              </w:rPr>
+              <w:t>Isabellenhütte ISA-WELD</w:t>
+            </w:r>
+          </w:p>
+        </w:tc>
+        <w:tc>
+          <w:tcPr>
+            <w:tcW w:type="dxa" w:w="1958"/>
+            <w:shd w:fill="F4F7F9"/>
+            <w:tcMar>
+              <w:top w:w="80" w:type="dxa"/>
+              <w:bottom w:w="80" w:type="dxa"/>
+              <w:left w:w="120" w:type="dxa"/>
+              <w:right w:w="120" w:type="dxa"/>
+            </w:tcMar>
+            <w:vAlign w:val="center"/>
+          </w:tcPr>
+          <w:p>
+            <w:pPr>
+              <w:spacing w:after="0"/>
+            </w:pPr>
+            <w:r>
+              <w:rPr>
+                <w:i/>
+                <w:color w:val="145AA0"/>
+                <w:sz w:val="18"/>
+              </w:rPr>
+              <w:t>20\,m\Omega, 3.0\,W, 1\%, TCR &lt; 20\,ppm/^\circC</w:t>
+            </w:r>
+          </w:p>
+        </w:tc>
+        <w:tc>
+          <w:tcPr>
+            <w:tcW w:type="dxa" w:w="1958"/>
+            <w:shd w:fill="F4F7F9"/>
+            <w:tcMar>
+              <w:top w:w="80" w:type="dxa"/>
+              <w:bottom w:w="80" w:type="dxa"/>
+              <w:left w:w="120" w:type="dxa"/>
+              <w:right w:w="120" w:type="dxa"/>
+            </w:tcMar>
+            <w:vAlign w:val="center"/>
+          </w:tcPr>
+          <w:p>
+            <w:pPr>
+              <w:spacing w:after="0"/>
+            </w:pPr>
+            <w:r>
+              <w:rPr>
+                <w:color w:val="282C34"/>
+                <w:sz w:val="18"/>
+              </w:rPr>
+              <w:t>Non-inductive electron-beam welded manganin construction ensures clean current measurement.</w:t>
+            </w:r>
+          </w:p>
+        </w:tc>
+      </w:tr>
+      <w:tr>
+        <w:tc>
+          <w:tcPr>
+            <w:tcW w:type="dxa" w:w="1958"/>
+            <w:tcMar>
+              <w:top w:w="80" w:type="dxa"/>
+              <w:bottom w:w="80" w:type="dxa"/>
+              <w:left w:w="120" w:type="dxa"/>
+              <w:right w:w="120" w:type="dxa"/>
+            </w:tcMar>
+            <w:vAlign w:val="center"/>
+          </w:tcPr>
+          <w:p>
+            <w:pPr>
+              <w:spacing w:after="0"/>
+            </w:pPr>
+            <w:r>
+              <w:rPr>
+                <w:b/>
+                <w:color w:val="282C34"/>
+                <w:sz w:val="18"/>
+              </w:rPr>
+              <w:t>$U_1$ (PFC IC)</w:t>
+            </w:r>
+          </w:p>
+        </w:tc>
+        <w:tc>
+          <w:tcPr>
+            <w:tcW w:type="dxa" w:w="1958"/>
+            <w:tcMar>
+              <w:top w:w="80" w:type="dxa"/>
+              <w:bottom w:w="80" w:type="dxa"/>
+              <w:left w:w="120" w:type="dxa"/>
+              <w:right w:w="120" w:type="dxa"/>
+            </w:tcMar>
+            <w:vAlign w:val="center"/>
+          </w:tcPr>
+          <w:p>
+            <w:pPr>
+              <w:spacing w:after="0"/>
+            </w:pPr>
+            <w:r>
+              <w:rPr>
+                <w:color w:val="282C34"/>
+                <w:sz w:val="18"/>
+              </w:rPr>
+              <w:t>CCM PFC Controller</w:t>
+            </w:r>
+          </w:p>
+        </w:tc>
+        <w:tc>
+          <w:tcPr>
+            <w:tcW w:type="dxa" w:w="1958"/>
+            <w:tcMar>
+              <w:top w:w="80" w:type="dxa"/>
+              <w:bottom w:w="80" w:type="dxa"/>
+              <w:left w:w="120" w:type="dxa"/>
+              <w:right w:w="120" w:type="dxa"/>
+            </w:tcMar>
+            <w:vAlign w:val="center"/>
+          </w:tcPr>
+          <w:p>
+            <w:pPr>
+              <w:spacing w:after="0"/>
+            </w:pPr>
+            <w:r>
+              <w:rPr>
+                <w:color w:val="282C34"/>
+                <w:sz w:val="18"/>
+              </w:rPr>
+              <w:t>TI UCC28019A / UCC28180</w:t>
+            </w:r>
+          </w:p>
+        </w:tc>
+        <w:tc>
+          <w:tcPr>
+            <w:tcW w:type="dxa" w:w="1958"/>
+            <w:tcMar>
+              <w:top w:w="80" w:type="dxa"/>
+              <w:bottom w:w="80" w:type="dxa"/>
+              <w:left w:w="120" w:type="dxa"/>
+              <w:right w:w="120" w:type="dxa"/>
+            </w:tcMar>
+            <w:vAlign w:val="center"/>
+          </w:tcPr>
+          <w:p>
+            <w:pPr>
+              <w:spacing w:after="0"/>
+            </w:pPr>
+            <w:r>
+              <w:rPr>
+                <w:color w:val="282C34"/>
+                <w:sz w:val="18"/>
+              </w:rPr>
+              <w:t>Continuous average current mode, internal ramp sync</w:t>
+            </w:r>
+          </w:p>
+        </w:tc>
+        <w:tc>
+          <w:tcPr>
+            <w:tcW w:type="dxa" w:w="1958"/>
+            <w:tcMar>
+              <w:top w:w="80" w:type="dxa"/>
+              <w:bottom w:w="80" w:type="dxa"/>
+              <w:left w:w="120" w:type="dxa"/>
+              <w:right w:w="120" w:type="dxa"/>
+            </w:tcMar>
+            <w:vAlign w:val="center"/>
+          </w:tcPr>
+          <w:p>
+            <w:pPr>
+              <w:spacing w:after="0"/>
+            </w:pPr>
+            <w:r>
+              <w:rPr>
+                <w:color w:val="282C34"/>
+                <w:sz w:val="18"/>
+              </w:rPr>
+              <w:t>Eliminates external AC voltage sensing; requires only current and output voltage sense.</w:t>
             </w:r>
           </w:p>
         </w:tc>

--- a/vvdn/converters/ac-dc/active-pfc-rectifiers.docx
+++ b/vvdn/converters/ac-dc/active-pfc-rectifiers.docx
@@ -69,22 +69,7 @@
           <w:color w:val="282C34"/>
           <w:sz w:val="21"/>
         </w:rPr>
-        <w:t xml:space="preserve">), every offline power supply exceeding </w:t>
-      </w:r>
-      <w:r>
-        <w:rPr>
-          <w:i/>
-          <w:color w:val="145AA0"/>
-          <w:sz w:val="21"/>
-        </w:rPr>
-        <w:t>75\,W</w:t>
-      </w:r>
-      <w:r>
-        <w:rPr>
-          <w:color w:val="282C34"/>
-          <w:sz w:val="21"/>
-        </w:rPr>
-        <w:t>—from server power supplies and laptop adapters to EV on-board chargers and telecom rectifiers—must incorporate Active PFC.</w:t>
+        <w:t>), every offline power supply exceeding 75 W—from server power supplies and laptop adapters to EV on-board chargers and telecom rectifiers—must incorporate Active PFC.</w:t>
       </w:r>
     </w:p>
     <w:p>
@@ -174,37 +159,7 @@
           <w:color w:val="282C34"/>
           <w:sz w:val="21"/>
         </w:rPr>
-        <w:t>A passive diode rectifier draws narrow current spikes, resulting in poor power factor (</w:t>
-      </w:r>
-      <w:r>
-        <w:rPr>
-          <w:i/>
-          <w:color w:val="145AA0"/>
-          <w:sz w:val="21"/>
-        </w:rPr>
-        <w:t>PF \approx 0.60</w:t>
-      </w:r>
-      <w:r>
-        <w:rPr>
-          <w:color w:val="282C34"/>
-          <w:sz w:val="21"/>
-        </w:rPr>
-        <w:t>) and massive harmonic injection (</w:t>
-      </w:r>
-      <w:r>
-        <w:rPr>
-          <w:i/>
-          <w:color w:val="145AA0"/>
-          <w:sz w:val="21"/>
-        </w:rPr>
-        <w:t>THD_i &gt; 80\%</w:t>
-      </w:r>
-      <w:r>
-        <w:rPr>
-          <w:color w:val="282C34"/>
-          <w:sz w:val="21"/>
-        </w:rPr>
-        <w:t>).</w:t>
+        <w:t>A passive diode rectifier draws narrow current spikes, resulting in poor power factor (PF ≈ 0.60) and massive harmonic injection (THD_i &gt; 80\%).</w:t>
       </w:r>
     </w:p>
     <w:tbl>
@@ -284,32 +239,50 @@
         <w:t>True Power Factor Decomposition:</w:t>
       </w:r>
     </w:p>
-    <w:p>
-      <w:pPr>
-        <w:spacing w:after="80"/>
-      </w:pPr>
-      <w:r>
-        <w:rPr>
-          <w:i/>
-          <w:color w:val="145AA0"/>
-          <w:sz w:val="21"/>
-        </w:rPr>
-      </w:r>
-      <w:r>
-        <w:rPr>
-          <w:color w:val="282C34"/>
-          <w:sz w:val="21"/>
-        </w:rPr>
-        <w:t>\text{PF} = \frac{\text{Real Power } (P)}{\text{Apparent Power } (S)} = \frac{1}{\sqrt{1 + \text{THD}_i^2}} \cdot \cos \phi_1</w:t>
-      </w:r>
-      <w:r>
-        <w:rPr>
-          <w:i/>
-          <w:color w:val="145AA0"/>
-          <w:sz w:val="21"/>
-        </w:rPr>
-      </w:r>
-    </w:p>
+    <w:tbl>
+      <w:tblPr>
+        <w:tblW w:type="auto" w:w="0"/>
+        <w:jc w:val="center"/>
+        <w:tblLook w:firstColumn="1" w:firstRow="1" w:lastColumn="0" w:lastRow="0" w:noHBand="0" w:noVBand="1" w:val="04A0"/>
+      </w:tblPr>
+      <w:tblGrid>
+        <w:gridCol w:w="9792"/>
+      </w:tblGrid>
+      <w:tr>
+        <w:tc>
+          <w:tcPr>
+            <w:tcW w:type="dxa" w:w="9792"/>
+            <w:shd w:fill="F5F6F8"/>
+            <w:tcMar>
+              <w:top w:w="80" w:type="dxa"/>
+              <w:bottom w:w="80" w:type="dxa"/>
+              <w:left w:w="140" w:type="dxa"/>
+              <w:right w:w="140" w:type="dxa"/>
+            </w:tcMar>
+            <w:tcBorders>
+              <w:left w:val="single" w:sz="18" w:space="0" w:color="CBD5E0"/>
+              <w:top w:val="none"/>
+              <w:right w:val="none"/>
+              <w:bottom w:val="none"/>
+            </w:tcBorders>
+          </w:tcPr>
+          <w:p>
+            <w:pPr>
+              <w:spacing w:line="240" w:lineRule="auto" w:after="0"/>
+            </w:pPr>
+            <w:r>
+              <w:rPr>
+                <w:rFonts w:ascii="Consolas" w:hAnsi="Consolas"/>
+                <w:color w:val="2D3748"/>
+                <w:sz w:val="18"/>
+              </w:rPr>
+              <w:t>PF = (Real Power (P)) / (Apparent Power (S)) = 1 / (sqrt(1 + THD_i^2)) * cos φ_1</w:t>
+            </w:r>
+          </w:p>
+        </w:tc>
+      </w:tr>
+    </w:tbl>
+    <w:p/>
     <w:p>
       <w:pPr>
         <w:spacing w:after="80"/>
@@ -319,22 +292,7 @@
           <w:color w:val="282C34"/>
           <w:sz w:val="21"/>
         </w:rPr>
-        <w:t xml:space="preserve">To achieve </w:t>
-      </w:r>
-      <w:r>
-        <w:rPr>
-          <w:i/>
-          <w:color w:val="145AA0"/>
-          <w:sz w:val="21"/>
-        </w:rPr>
-        <w:t>PF \approx 1.0</w:t>
-      </w:r>
-      <w:r>
-        <w:rPr>
-          <w:color w:val="282C34"/>
-          <w:sz w:val="21"/>
-        </w:rPr>
-        <w:t>, the power supply must concurrently:</w:t>
+        <w:t>To achieve PF ≈ 1.0, the power supply must concurrently:</w:t>
       </w:r>
     </w:p>
     <w:p>
@@ -348,22 +306,7 @@
           <w:color w:val="282C34"/>
           <w:sz w:val="21"/>
         </w:rPr>
-        <w:t>Drive phase displacement angle to zero (</w:t>
-      </w:r>
-      <w:r>
-        <w:rPr>
-          <w:i/>
-          <w:color w:val="145AA0"/>
-          <w:sz w:val="21"/>
-        </w:rPr>
-        <w:t>\cos \phi_1 \rightarrow 1.0</w:t>
-      </w:r>
-      <w:r>
-        <w:rPr>
-          <w:color w:val="282C34"/>
-          <w:sz w:val="21"/>
-        </w:rPr>
-        <w:t>).</w:t>
+        <w:t>Drive phase displacement angle to zero (cos φ_1 -&gt; 1.0).</w:t>
       </w:r>
     </w:p>
     <w:p>
@@ -377,22 +320,7 @@
           <w:color w:val="282C34"/>
           <w:sz w:val="21"/>
         </w:rPr>
-        <w:t>Force harmonic distortion to near zero (</w:t>
-      </w:r>
-      <w:r>
-        <w:rPr>
-          <w:i/>
-          <w:color w:val="145AA0"/>
-          <w:sz w:val="21"/>
-        </w:rPr>
-        <w:t>THD_i \rightarrow 0 \implies \frac{1{\sqrt{1 + THD_i^2 \rightarrow 1.0</w:t>
-      </w:r>
-      <w:r>
-        <w:rPr>
-          <w:color w:val="282C34"/>
-          <w:sz w:val="21"/>
-        </w:rPr>
-        <w:t>).</w:t>
+        <w:t>Force harmonic distortion to near zero (THD_i -&gt; 0 =&gt; 1 / (sqrt(1 + THD_i^2)) -&gt; 1.0).</w:t>
       </w:r>
     </w:p>
     <w:p>
@@ -848,45 +776,7 @@
                 <w:color w:val="282C34"/>
                 <w:sz w:val="18"/>
               </w:rPr>
-              <w:t xml:space="preserve">Inrush Diode </w:t>
-            </w:r>
-            <w:r>
-              <w:rPr>
-                <w:i/>
-                <w:color w:val="145AA0"/>
-                <w:sz w:val="18"/>
-              </w:rPr>
-              <w:t>D_{inrush</w:t>
-            </w:r>
-            <w:r>
-              <w:rPr>
-                <w:color w:val="282C34"/>
-                <w:sz w:val="18"/>
-              </w:rPr>
-              <w:t xml:space="preserve"> Anode, Boost Choke </w:t>
-            </w:r>
-            <w:r>
-              <w:rPr>
-                <w:i/>
-                <w:color w:val="145AA0"/>
-                <w:sz w:val="18"/>
-              </w:rPr>
-              <w:t>L_{pfc</w:t>
-            </w:r>
-            <w:r>
-              <w:rPr>
-                <w:color w:val="282C34"/>
-                <w:sz w:val="18"/>
-              </w:rPr>
-              <w:t xml:space="preserve"> Pin 1, </w:t>
-            </w:r>
-            <w:r>
-              <w:rPr>
-                <w:i/>
-                <w:color w:val="145AA0"/>
-                <w:sz w:val="18"/>
-              </w:rPr>
-              <w:t>C_{in,HF</w:t>
+              <w:t>Inrush Diode D_inrush Anode, Boost Choke L_pfc Pin 1, C_in,HF</w:t>
             </w:r>
           </w:p>
         </w:tc>
@@ -934,22 +824,7 @@
                 <w:color w:val="282C34"/>
                 <w:sz w:val="18"/>
               </w:rPr>
-              <w:t xml:space="preserve">High-frequency film cap </w:t>
-            </w:r>
-            <w:r>
-              <w:rPr>
-                <w:i/>
-                <w:color w:val="145AA0"/>
-                <w:sz w:val="18"/>
-              </w:rPr>
-              <w:t>C_{in,HF</w:t>
-            </w:r>
-            <w:r>
-              <w:rPr>
-                <w:color w:val="282C34"/>
-                <w:sz w:val="18"/>
-              </w:rPr>
-              <w:t xml:space="preserve"> prevents 100kHz ripple from feeding back into bridge diodes.</w:t>
+              <w:t>High-frequency film cap C_in,HF prevents 100kHz ripple from feeding back into bridge diodes.</w:t>
             </w:r>
           </w:p>
         </w:tc>
@@ -1002,37 +877,7 @@
                 <w:color w:val="282C34"/>
                 <w:sz w:val="18"/>
               </w:rPr>
-              <w:t xml:space="preserve">Boost Choke </w:t>
-            </w:r>
-            <w:r>
-              <w:rPr>
-                <w:i/>
-                <w:color w:val="145AA0"/>
-                <w:sz w:val="18"/>
-              </w:rPr>
-              <w:t>L_{pfc</w:t>
-            </w:r>
-            <w:r>
-              <w:rPr>
-                <w:color w:val="282C34"/>
-                <w:sz w:val="18"/>
-              </w:rPr>
-              <w:t xml:space="preserve"> Pin 2, </w:t>
-            </w:r>
-            <w:r>
-              <w:rPr>
-                <w:i/>
-                <w:color w:val="145AA0"/>
-                <w:sz w:val="18"/>
-              </w:rPr>
-              <w:t>Q_1</w:t>
-            </w:r>
-            <w:r>
-              <w:rPr>
-                <w:color w:val="282C34"/>
-                <w:sz w:val="18"/>
-              </w:rPr>
-              <w:t xml:space="preserve"> Drain</w:t>
+              <w:t>Boost Choke L_pfc Pin 2, Q_1 Drain</w:t>
             </w:r>
           </w:p>
         </w:tc>
@@ -1057,22 +902,7 @@
                 <w:color w:val="282C34"/>
                 <w:sz w:val="18"/>
               </w:rPr>
-              <w:t xml:space="preserve">SiC Diode </w:t>
-            </w:r>
-            <w:r>
-              <w:rPr>
-                <w:i/>
-                <w:color w:val="145AA0"/>
-                <w:sz w:val="18"/>
-              </w:rPr>
-              <w:t>D_{pfc</w:t>
-            </w:r>
-            <w:r>
-              <w:rPr>
-                <w:color w:val="282C34"/>
-                <w:sz w:val="18"/>
-              </w:rPr>
-              <w:t xml:space="preserve"> Anode, Snubber</w:t>
+              <w:t>SiC Diode D_pfc Anode, Snubber</w:t>
             </w:r>
           </w:p>
         </w:tc>
@@ -1122,52 +952,7 @@
                 <w:color w:val="282C34"/>
                 <w:sz w:val="18"/>
               </w:rPr>
-              <w:t xml:space="preserve">Heavy trace routing; minimize loop area between </w:t>
-            </w:r>
-            <w:r>
-              <w:rPr>
-                <w:i/>
-                <w:color w:val="145AA0"/>
-                <w:sz w:val="18"/>
-              </w:rPr>
-              <w:t>Q_1</w:t>
-            </w:r>
-            <w:r>
-              <w:rPr>
-                <w:color w:val="282C34"/>
-                <w:sz w:val="18"/>
-              </w:rPr>
-              <w:t xml:space="preserve"> drain, </w:t>
-            </w:r>
-            <w:r>
-              <w:rPr>
-                <w:i/>
-                <w:color w:val="145AA0"/>
-                <w:sz w:val="18"/>
-              </w:rPr>
-              <w:t>D_{pfc</w:t>
-            </w:r>
-            <w:r>
-              <w:rPr>
-                <w:color w:val="282C34"/>
-                <w:sz w:val="18"/>
-              </w:rPr>
-              <w:t xml:space="preserve"> anode, and </w:t>
-            </w:r>
-            <w:r>
-              <w:rPr>
-                <w:i/>
-                <w:color w:val="145AA0"/>
-                <w:sz w:val="18"/>
-              </w:rPr>
-              <w:t>C_{bulk</w:t>
-            </w:r>
-            <w:r>
-              <w:rPr>
-                <w:color w:val="282C34"/>
-                <w:sz w:val="18"/>
-              </w:rPr>
-              <w:t xml:space="preserve"> return.</w:t>
+              <w:t>Heavy trace routing; minimize loop area between Q_1 drain, D_pfc anode, and C_bulk return.</w:t>
             </w:r>
           </w:p>
         </w:tc>
@@ -1218,37 +1003,7 @@
                 <w:color w:val="282C34"/>
                 <w:sz w:val="18"/>
               </w:rPr>
-              <w:t xml:space="preserve">Diode </w:t>
-            </w:r>
-            <w:r>
-              <w:rPr>
-                <w:i/>
-                <w:color w:val="145AA0"/>
-                <w:sz w:val="18"/>
-              </w:rPr>
-              <w:t>D_{pfc</w:t>
-            </w:r>
-            <w:r>
-              <w:rPr>
-                <w:color w:val="282C34"/>
-                <w:sz w:val="18"/>
-              </w:rPr>
-              <w:t xml:space="preserve"> Cathode, </w:t>
-            </w:r>
-            <w:r>
-              <w:rPr>
-                <w:i/>
-                <w:color w:val="145AA0"/>
-                <w:sz w:val="18"/>
-              </w:rPr>
-              <w:t>D_{inrush</w:t>
-            </w:r>
-            <w:r>
-              <w:rPr>
-                <w:color w:val="282C34"/>
-                <w:sz w:val="18"/>
-              </w:rPr>
-              <w:t xml:space="preserve"> Cathode</w:t>
+              <w:t>Diode D_pfc Cathode, D_inrush Cathode</w:t>
             </w:r>
           </w:p>
         </w:tc>
@@ -1269,18 +1024,10 @@
             </w:pPr>
             <w:r>
               <w:rPr>
-                <w:i/>
-                <w:color w:val="145AA0"/>
-                <w:sz w:val="18"/>
-              </w:rPr>
-              <w:t>C_{bulk</w:t>
-            </w:r>
-            <w:r>
-              <w:rPr>
                 <w:color w:val="282C34"/>
                 <w:sz w:val="18"/>
               </w:rPr>
-              <w:t xml:space="preserve"> bank (+), Feedback Divider, Downstream PSU</w:t>
+              <w:t>C_bulk bank (+), Feedback Divider, Downstream PSU</w:t>
             </w:r>
           </w:p>
         </w:tc>
@@ -1328,22 +1075,7 @@
                 <w:color w:val="282C34"/>
                 <w:sz w:val="18"/>
               </w:rPr>
-              <w:t xml:space="preserve">Inrush diode </w:t>
-            </w:r>
-            <w:r>
-              <w:rPr>
-                <w:i/>
-                <w:color w:val="145AA0"/>
-                <w:sz w:val="18"/>
-              </w:rPr>
-              <w:t>D_{inrush</w:t>
-            </w:r>
-            <w:r>
-              <w:rPr>
-                <w:color w:val="282C34"/>
-                <w:sz w:val="18"/>
-              </w:rPr>
-              <w:t xml:space="preserve"> bypasses boost choke during plug-in to prevent core saturation.</w:t>
+              <w:t>Inrush diode D_inrush bypasses boost choke during plug-in to prevent core saturation.</w:t>
             </w:r>
           </w:p>
         </w:tc>
@@ -1396,22 +1128,7 @@
                 <w:color w:val="282C34"/>
                 <w:sz w:val="18"/>
               </w:rPr>
-              <w:t xml:space="preserve">Current Shunt </w:t>
-            </w:r>
-            <w:r>
-              <w:rPr>
-                <w:i/>
-                <w:color w:val="145AA0"/>
-                <w:sz w:val="18"/>
-              </w:rPr>
-              <w:t>R_{shunt</w:t>
-            </w:r>
-            <w:r>
-              <w:rPr>
-                <w:color w:val="282C34"/>
-                <w:sz w:val="18"/>
-              </w:rPr>
-              <w:t xml:space="preserve"> Kelvin Pads</w:t>
+              <w:t>Current Shunt R_shunt Kelvin Pads</w:t>
             </w:r>
           </w:p>
         </w:tc>
@@ -1537,22 +1254,7 @@
                 <w:color w:val="282C34"/>
                 <w:sz w:val="18"/>
               </w:rPr>
-              <w:t xml:space="preserve">Resistor Divider </w:t>
-            </w:r>
-            <w:r>
-              <w:rPr>
-                <w:i/>
-                <w:color w:val="145AA0"/>
-                <w:sz w:val="18"/>
-              </w:rPr>
-              <w:t>R_{fb1-3</w:t>
-            </w:r>
-            <w:r>
-              <w:rPr>
-                <w:color w:val="282C34"/>
-                <w:sz w:val="18"/>
-              </w:rPr>
-              <w:t xml:space="preserve"> Junction</w:t>
+              <w:t>Resistor Divider R_fb1-3 Junction</w:t>
             </w:r>
           </w:p>
         </w:tc>
@@ -1624,22 +1326,7 @@
                 <w:color w:val="282C34"/>
                 <w:sz w:val="18"/>
               </w:rPr>
-              <w:t xml:space="preserve">Total divider resistance </w:t>
-            </w:r>
-            <w:r>
-              <w:rPr>
-                <w:i/>
-                <w:color w:val="145AA0"/>
-                <w:sz w:val="18"/>
-              </w:rPr>
-              <w:t>\approx 2\,M\Omega</w:t>
-            </w:r>
-            <w:r>
-              <w:rPr>
-                <w:color w:val="282C34"/>
-                <w:sz w:val="18"/>
-              </w:rPr>
-              <w:t xml:space="preserve"> to minimize quiescent bleeder power dissipation.</w:t>
+              <w:t>Total divider resistance ≈ 2 MΩ to minimize quiescent bleeder power dissipation.</w:t>
             </w:r>
           </w:p>
         </w:tc>
@@ -1692,37 +1379,7 @@
                 <w:color w:val="282C34"/>
                 <w:sz w:val="18"/>
               </w:rPr>
-              <w:t xml:space="preserve">Bridge (-), </w:t>
-            </w:r>
-            <w:r>
-              <w:rPr>
-                <w:i/>
-                <w:color w:val="145AA0"/>
-                <w:sz w:val="18"/>
-              </w:rPr>
-              <w:t>R_{shunt</w:t>
-            </w:r>
-            <w:r>
-              <w:rPr>
-                <w:color w:val="282C34"/>
-                <w:sz w:val="18"/>
-              </w:rPr>
-              <w:t xml:space="preserve"> (-), </w:t>
-            </w:r>
-            <w:r>
-              <w:rPr>
-                <w:i/>
-                <w:color w:val="145AA0"/>
-                <w:sz w:val="18"/>
-              </w:rPr>
-              <w:t>C_{bulk</w:t>
-            </w:r>
-            <w:r>
-              <w:rPr>
-                <w:color w:val="282C34"/>
-                <w:sz w:val="18"/>
-              </w:rPr>
-              <w:t xml:space="preserve"> (-)</w:t>
+              <w:t>Bridge (-), R_shunt (-), C_bulk (-)</w:t>
             </w:r>
           </w:p>
         </w:tc>
@@ -1992,7 +1649,7 @@
                 <w:color w:val="282C34"/>
                 <w:sz w:val="18"/>
               </w:rPr>
-              <w:t>$Q_1$</w:t>
+              <w:t>Q_1</w:t>
             </w:r>
           </w:p>
         </w:tc>
@@ -2061,11 +1718,10 @@
             </w:pPr>
             <w:r>
               <w:rPr>
-                <w:i/>
-                <w:color w:val="145AA0"/>
+                <w:color w:val="282C34"/>
                 <w:sz w:val="18"/>
               </w:rPr>
-              <w:t>V_{DS = 650\,V, I_D = 60\,A, R_{DS(on) = 45\,m\Omega, Q_g = 150\,nC</w:t>
+              <w:t>V_DS = 650 V, I_D = 60 A, R_DS(on) = 45 mΩ, Q_g = 150 nC</w:t>
             </w:r>
           </w:p>
         </w:tc>
@@ -2089,37 +1745,7 @@
                 <w:color w:val="282C34"/>
                 <w:sz w:val="18"/>
               </w:rPr>
-              <w:t>Superjunction CoolMOS provides ultra-low conduction losses at high RMS current (</w:t>
-            </w:r>
-            <w:r>
-              <w:rPr>
-                <w:i/>
-                <w:color w:val="145AA0"/>
-                <w:sz w:val="18"/>
-              </w:rPr>
-              <w:t>I_{rms \approx 6.5\,A</w:t>
-            </w:r>
-            <w:r>
-              <w:rPr>
-                <w:color w:val="282C34"/>
-                <w:sz w:val="18"/>
-              </w:rPr>
-              <w:t xml:space="preserve"> at </w:t>
-            </w:r>
-            <w:r>
-              <w:rPr>
-                <w:i/>
-                <w:color w:val="145AA0"/>
-                <w:sz w:val="18"/>
-              </w:rPr>
-              <w:t>90\,V_{ac</w:t>
-            </w:r>
-            <w:r>
-              <w:rPr>
-                <w:color w:val="282C34"/>
-                <w:sz w:val="18"/>
-              </w:rPr>
-              <w:t>).</w:t>
+              <w:t>Superjunction CoolMOS provides ultra-low conduction losses at high RMS current (I_rms ≈ 6.5 A at 90 V_ac).</w:t>
             </w:r>
           </w:p>
         </w:tc>
@@ -2147,7 +1773,7 @@
                 <w:color w:val="282C34"/>
                 <w:sz w:val="18"/>
               </w:rPr>
-              <w:t>$D_{pfc}$</w:t>
+              <w:t>D_pfc</w:t>
             </w:r>
           </w:p>
         </w:tc>
@@ -2219,11 +1845,10 @@
             </w:pPr>
             <w:r>
               <w:rPr>
-                <w:i/>
-                <w:color w:val="145AA0"/>
+                <w:color w:val="282C34"/>
                 <w:sz w:val="18"/>
               </w:rPr>
-              <w:t>V_{RRM = 600\,V, I_F = 6\,A, Q_c = 14\,nC, V_F = 1.5\,V</w:t>
+              <w:t>V_RRM = 600 V, I_F = 6 A, Q_c = 14 nC, V_F = 1.5 V</w:t>
             </w:r>
           </w:p>
         </w:tc>
@@ -2249,7 +1874,7 @@
                 <w:color w:val="282C34"/>
                 <w:sz w:val="18"/>
               </w:rPr>
-              <w:t>Zero Reverse Recovery ($Q_{rr} \approx 0$)</w:t>
+              <w:t>Zero Reverse Recovery (Q_rr ≈ 0)</w:t>
             </w:r>
             <w:r>
               <w:rPr>
@@ -2283,7 +1908,7 @@
                 <w:color w:val="282C34"/>
                 <w:sz w:val="18"/>
               </w:rPr>
-              <w:t>$D_{inrush}$</w:t>
+              <w:t>D_inrush</w:t>
             </w:r>
           </w:p>
         </w:tc>
@@ -2352,11 +1977,10 @@
             </w:pPr>
             <w:r>
               <w:rPr>
-                <w:i/>
-                <w:color w:val="145AA0"/>
+                <w:color w:val="282C34"/>
                 <w:sz w:val="18"/>
               </w:rPr>
-              <w:t>V_{RRM = 1000\,V, I_F = 10\,A, I_{FSM = 300\,A</w:t>
+              <w:t>V_RRM = 1000 V, I_F = 10 A, I_FSM = 300 A</w:t>
             </w:r>
           </w:p>
         </w:tc>
@@ -2380,52 +2004,7 @@
                 <w:color w:val="282C34"/>
                 <w:sz w:val="18"/>
               </w:rPr>
-              <w:t xml:space="preserve">Conducts initial </w:t>
-            </w:r>
-            <w:r>
-              <w:rPr>
-                <w:i/>
-                <w:color w:val="145AA0"/>
-                <w:sz w:val="18"/>
-              </w:rPr>
-              <w:t>80\,A</w:t>
-            </w:r>
-            <w:r>
-              <w:rPr>
-                <w:color w:val="282C34"/>
-                <w:sz w:val="18"/>
-              </w:rPr>
-              <w:t xml:space="preserve"> surge at AC plug-in; prevents </w:t>
-            </w:r>
-            <w:r>
-              <w:rPr>
-                <w:i/>
-                <w:color w:val="145AA0"/>
-                <w:sz w:val="18"/>
-              </w:rPr>
-              <w:t>L_{pfc</w:t>
-            </w:r>
-            <w:r>
-              <w:rPr>
-                <w:color w:val="282C34"/>
-                <w:sz w:val="18"/>
-              </w:rPr>
-              <w:t xml:space="preserve"> saturation and protects </w:t>
-            </w:r>
-            <w:r>
-              <w:rPr>
-                <w:i/>
-                <w:color w:val="145AA0"/>
-                <w:sz w:val="18"/>
-              </w:rPr>
-              <w:t>D_{pfc</w:t>
-            </w:r>
-            <w:r>
-              <w:rPr>
-                <w:color w:val="282C34"/>
-                <w:sz w:val="18"/>
-              </w:rPr>
-              <w:t>.</w:t>
+              <w:t>Conducts initial 80 A surge at AC plug-in; prevents L_pfc saturation and protects D_pfc.</w:t>
             </w:r>
           </w:p>
         </w:tc>
@@ -2453,7 +2032,7 @@
                 <w:color w:val="282C34"/>
                 <w:sz w:val="18"/>
               </w:rPr>
-              <w:t>$L_{pfc}$</w:t>
+              <w:t>L_pfc</w:t>
             </w:r>
           </w:p>
         </w:tc>
@@ -2525,11 +2104,10 @@
             </w:pPr>
             <w:r>
               <w:rPr>
-                <w:i/>
-                <w:color w:val="145AA0"/>
+                <w:color w:val="282C34"/>
                 <w:sz w:val="18"/>
               </w:rPr>
-              <w:t>L = 450\,µH, I_{sat = 11\,A, I_{rms = 7.5\,A, DCR = 45\,m\Omega</w:t>
+              <w:t>L = 450 µH, I_sat = 11 A, I_rms = 7.5 A, DCR = 45 mΩ</w:t>
             </w:r>
           </w:p>
         </w:tc>
@@ -2554,22 +2132,7 @@
                 <w:color w:val="282C34"/>
                 <w:sz w:val="18"/>
               </w:rPr>
-              <w:t>Low-permeability Sendust material (</w:t>
-            </w:r>
-            <w:r>
-              <w:rPr>
-                <w:i/>
-                <w:color w:val="145AA0"/>
-                <w:sz w:val="18"/>
-              </w:rPr>
-              <w:t>µ_r = 60</w:t>
-            </w:r>
-            <w:r>
-              <w:rPr>
-                <w:color w:val="282C34"/>
-                <w:sz w:val="18"/>
-              </w:rPr>
-              <w:t>) maintains soft saturation characteristics without overheating.</w:t>
+              <w:t>Low-permeability Sendust material (µ_r = 60) maintains soft saturation characteristics without overheating.</w:t>
             </w:r>
           </w:p>
         </w:tc>
@@ -2596,7 +2159,7 @@
                 <w:color w:val="282C34"/>
                 <w:sz w:val="18"/>
               </w:rPr>
-              <w:t>$C_{bulk}$</w:t>
+              <w:t>C_bulk</w:t>
             </w:r>
           </w:p>
         </w:tc>
@@ -2665,11 +2228,10 @@
             </w:pPr>
             <w:r>
               <w:rPr>
-                <w:i/>
-                <w:color w:val="145AA0"/>
+                <w:color w:val="282C34"/>
                 <w:sz w:val="18"/>
               </w:rPr>
-              <w:t>2 × 330\,µF, 450\,V_{DC, 105^\circC, ESR = 0.18\,\Omega</w:t>
+              <w:t>2 * 330 µF, 450 V_DC, 105°C, ESR = 0.18 Ω</w:t>
             </w:r>
           </w:p>
         </w:tc>
@@ -2693,22 +2255,7 @@
                 <w:color w:val="282C34"/>
                 <w:sz w:val="18"/>
               </w:rPr>
-              <w:t>Accommodates 100Hz double-frequency ripple current (</w:t>
-            </w:r>
-            <w:r>
-              <w:rPr>
-                <w:i/>
-                <w:color w:val="145AA0"/>
-                <w:sz w:val="18"/>
-              </w:rPr>
-              <w:t>I_{ripple \approx 2.8\,A_{rms</w:t>
-            </w:r>
-            <w:r>
-              <w:rPr>
-                <w:color w:val="282C34"/>
-                <w:sz w:val="18"/>
-              </w:rPr>
-              <w:t>) and 20ms hold-up.</w:t>
+              <w:t>Accommodates 100Hz double-frequency ripple current (I_ripple ≈ 2.8 A_rms) and 20ms hold-up.</w:t>
             </w:r>
           </w:p>
         </w:tc>
@@ -2736,7 +2283,7 @@
                 <w:color w:val="282C34"/>
                 <w:sz w:val="18"/>
               </w:rPr>
-              <w:t>$R_{shunt}$</w:t>
+              <w:t>R_shunt</w:t>
             </w:r>
           </w:p>
         </w:tc>
@@ -2808,11 +2355,10 @@
             </w:pPr>
             <w:r>
               <w:rPr>
-                <w:i/>
-                <w:color w:val="145AA0"/>
+                <w:color w:val="282C34"/>
                 <w:sz w:val="18"/>
               </w:rPr>
-              <w:t>20\,m\Omega, 3.0\,W, 1\%, TCR &lt; 20\,ppm/^\circC</w:t>
+              <w:t>20 mΩ, 3.0 W, 1\%, TCR &lt; 20 ppm/°C</w:t>
             </w:r>
           </w:p>
         </w:tc>
@@ -2864,7 +2410,7 @@
                 <w:color w:val="282C34"/>
                 <w:sz w:val="18"/>
               </w:rPr>
-              <w:t>$U_1$ (PFC IC)</w:t>
+              <w:t>U_1 (PFC IC)</w:t>
             </w:r>
           </w:p>
         </w:tc>
@@ -2977,24 +2523,7 @@
           <w:color w:val="4682B4"/>
           <w:sz w:val="24"/>
         </w:rPr>
-        <w:t>2.1 The Boost Requirement (</w:t>
-      </w:r>
-      <w:r>
-        <w:rPr>
-          <w:b/>
-          <w:i/>
-          <w:color w:val="145AA0"/>
-          <w:sz w:val="24"/>
-        </w:rPr>
-        <w:t>V_{dc = 400\,V</w:t>
-      </w:r>
-      <w:r>
-        <w:rPr>
-          <w:b/>
-          <w:color w:val="4682B4"/>
-          <w:sz w:val="24"/>
-        </w:rPr>
-        <w:t>):</w:t>
+        <w:t>2.1 The Boost Requirement (V_dc = 400 V):</w:t>
       </w:r>
     </w:p>
     <w:p>
@@ -3021,22 +2550,7 @@
           <w:color w:val="282C34"/>
           <w:sz w:val="21"/>
         </w:rPr>
-        <w:t xml:space="preserve"> voltage (</w:t>
-      </w:r>
-      <w:r>
-        <w:rPr>
-          <w:i/>
-          <w:color w:val="145AA0"/>
-          <w:sz w:val="21"/>
-        </w:rPr>
-        <w:t>V_{out &gt; V_{in</w:t>
-      </w:r>
-      <w:r>
-        <w:rPr>
-          <w:color w:val="282C34"/>
-          <w:sz w:val="21"/>
-        </w:rPr>
-        <w:t>), the regulated DC bus must exceed the peak of the highest AC input line voltage:</w:t>
+        <w:t xml:space="preserve"> voltage (V_out &gt; V_in), the regulated DC bus must exceed the peak of the highest AC input line voltage:</w:t>
       </w:r>
     </w:p>
     <w:p>
@@ -3050,15 +2564,7 @@
           <w:color w:val="282C34"/>
           <w:sz w:val="21"/>
         </w:rPr>
-        <w:t xml:space="preserve">Universal AC Mains: </w:t>
-      </w:r>
-      <w:r>
-        <w:rPr>
-          <w:i/>
-          <w:color w:val="145AA0"/>
-          <w:sz w:val="21"/>
-        </w:rPr>
-        <w:t>85\,V \dots 265\,V_{rms</w:t>
+        <w:t>Universal AC Mains: 85 V ... 265 V_rms</w:t>
       </w:r>
     </w:p>
     <w:p>
@@ -3072,15 +2578,7 @@
           <w:color w:val="282C34"/>
           <w:sz w:val="21"/>
         </w:rPr>
-        <w:t xml:space="preserve">Maximum Peak AC Line: </w:t>
-      </w:r>
-      <w:r>
-        <w:rPr>
-          <w:i/>
-          <w:color w:val="145AA0"/>
-          <w:sz w:val="21"/>
-        </w:rPr>
-        <w:t>V_{pk,max = \sqrt{2 \cdot 265\,V \approx 375\,V</w:t>
+        <w:t>Maximum Peak AC Line: V_pk,max = sqrt(2) * 265 V ≈ 375 V</w:t>
       </w:r>
     </w:p>
     <w:p>
@@ -3102,7 +2600,7 @@
           <w:color w:val="282C34"/>
           <w:sz w:val="21"/>
         </w:rPr>
-        <w:t>$V_{dc} = 390\,\text{V} \dots 400\,\text{V}$ DC</w:t>
+        <w:t>V_dc = 390 V ... 400 V DC</w:t>
       </w:r>
       <w:r>
         <w:rPr>
@@ -3237,7 +2735,7 @@
           <w:color w:val="282C34"/>
           <w:sz w:val="21"/>
         </w:rPr>
-        <w:t>Slow Outer Voltage Loop ($\sim 10 \dots 20\,\text{Hz}$)</w:t>
+        <w:t>Slow Outer Voltage Loop (sim 10 ... 20 Hz)</w:t>
       </w:r>
       <w:r>
         <w:rPr>
@@ -3258,22 +2756,7 @@
           <w:color w:val="282C34"/>
           <w:sz w:val="21"/>
         </w:rPr>
-        <w:t xml:space="preserve">Compares the </w:t>
-      </w:r>
-      <w:r>
-        <w:rPr>
-          <w:i/>
-          <w:color w:val="145AA0"/>
-          <w:sz w:val="21"/>
-        </w:rPr>
-        <w:t>400\,V</w:t>
-      </w:r>
-      <w:r>
-        <w:rPr>
-          <w:color w:val="282C34"/>
-          <w:sz w:val="21"/>
-        </w:rPr>
-        <w:t xml:space="preserve"> DC bus with a reference to maintain voltage regulation.</w:t>
+        <w:t>Compares the 400 V DC bus with a reference to maintain voltage regulation.</w:t>
       </w:r>
     </w:p>
     <w:p>
@@ -3295,37 +2778,7 @@
           <w:color w:val="282C34"/>
           <w:sz w:val="21"/>
         </w:rPr>
-        <w:t xml:space="preserve">: The loop bandwidth must be strictly below </w:t>
-      </w:r>
-      <w:r>
-        <w:rPr>
-          <w:i/>
-          <w:color w:val="145AA0"/>
-          <w:sz w:val="21"/>
-        </w:rPr>
-        <w:t>20\,Hz</w:t>
-      </w:r>
-      <w:r>
-        <w:rPr>
-          <w:color w:val="282C34"/>
-          <w:sz w:val="21"/>
-        </w:rPr>
-        <w:t xml:space="preserve"> to avoid tracking the </w:t>
-      </w:r>
-      <w:r>
-        <w:rPr>
-          <w:i/>
-          <w:color w:val="145AA0"/>
-          <w:sz w:val="21"/>
-        </w:rPr>
-        <w:t>100\,Hz / 120\,Hz</w:t>
-      </w:r>
-      <w:r>
-        <w:rPr>
-          <w:color w:val="282C34"/>
-          <w:sz w:val="21"/>
-        </w:rPr>
-        <w:t xml:space="preserve"> rectified AC line ripple. If the voltage loop were fast, it would distort the input current reference!</w:t>
+        <w:t>: The loop bandwidth must be strictly below 20 Hz to avoid tracking the 100 Hz / 120 Hz rectified AC line ripple. If the voltage loop were fast, it would distort the input current reference!</w:t>
       </w:r>
     </w:p>
     <w:p>
@@ -3340,7 +2793,7 @@
           <w:color w:val="282C34"/>
           <w:sz w:val="21"/>
         </w:rPr>
-        <w:t>Fast Inner Current Loop ($\sim 10 \dots 20\,\text{kHz}$)</w:t>
+        <w:t>Fast Inner Current Loop (sim 10 ... 20 kHz)</w:t>
       </w:r>
       <w:r>
         <w:rPr>
@@ -3361,52 +2814,7 @@
           <w:color w:val="282C34"/>
           <w:sz w:val="21"/>
         </w:rPr>
-        <w:t xml:space="preserve">Multiplies the voltage error signal </w:t>
-      </w:r>
-      <w:r>
-        <w:rPr>
-          <w:i/>
-          <w:color w:val="145AA0"/>
-          <w:sz w:val="21"/>
-        </w:rPr>
-        <w:t>V_{comp</w:t>
-      </w:r>
-      <w:r>
-        <w:rPr>
-          <w:color w:val="282C34"/>
-          <w:sz w:val="21"/>
-        </w:rPr>
-        <w:t xml:space="preserve"> by the instantaneous rectified AC line waveform </w:t>
-      </w:r>
-      <w:r>
-        <w:rPr>
-          <w:i/>
-          <w:color w:val="145AA0"/>
-          <w:sz w:val="21"/>
-        </w:rPr>
-        <w:t>|v_{in(t)|</w:t>
-      </w:r>
-      <w:r>
-        <w:rPr>
-          <w:color w:val="282C34"/>
-          <w:sz w:val="21"/>
-        </w:rPr>
-        <w:t xml:space="preserve"> to construct an instantaneous reference current </w:t>
-      </w:r>
-      <w:r>
-        <w:rPr>
-          <w:i/>
-          <w:color w:val="145AA0"/>
-          <w:sz w:val="21"/>
-        </w:rPr>
-        <w:t>i_{ref(t)</w:t>
-      </w:r>
-      <w:r>
-        <w:rPr>
-          <w:color w:val="282C34"/>
-          <w:sz w:val="21"/>
-        </w:rPr>
-        <w:t>.</w:t>
+        <w:t>Multiplies the voltage error signal V_comp by the instantaneous rectified AC line waveform |v_in(t)| to construct an instantaneous reference current i_ref(t).</w:t>
       </w:r>
     </w:p>
     <w:p>
@@ -3420,37 +2828,7 @@
           <w:color w:val="282C34"/>
           <w:sz w:val="21"/>
         </w:rPr>
-        <w:t xml:space="preserve">Modulates the switch duty cycle cycle-by-cycle to force the inductor current </w:t>
-      </w:r>
-      <w:r>
-        <w:rPr>
-          <w:i/>
-          <w:color w:val="145AA0"/>
-          <w:sz w:val="21"/>
-        </w:rPr>
-        <w:t>i_L(t)</w:t>
-      </w:r>
-      <w:r>
-        <w:rPr>
-          <w:color w:val="282C34"/>
-          <w:sz w:val="21"/>
-        </w:rPr>
-        <w:t xml:space="preserve"> to perfectly match </w:t>
-      </w:r>
-      <w:r>
-        <w:rPr>
-          <w:i/>
-          <w:color w:val="145AA0"/>
-          <w:sz w:val="21"/>
-        </w:rPr>
-        <w:t>i_{ref(t)</w:t>
-      </w:r>
-      <w:r>
-        <w:rPr>
-          <w:color w:val="282C34"/>
-          <w:sz w:val="21"/>
-        </w:rPr>
-        <w:t>.</w:t>
+        <w:t>Modulates the switch duty cycle cycle-by-cycle to force the inductor current i_L(t) to perfectly match i_ref(t).</w:t>
       </w:r>
     </w:p>
     <w:p>
@@ -3483,52 +2861,22 @@
           <w:color w:val="282C34"/>
           <w:sz w:val="21"/>
         </w:rPr>
-        <w:t>Conventional Boost PFC suffers conduction losses from the diode bridge (</w:t>
+        <w:t xml:space="preserve">Conventional Boost PFC suffers conduction losses from the diode bridge (2 </w:t>
       </w:r>
       <w:r>
         <w:rPr>
           <w:i/>
-          <w:color w:val="145AA0"/>
+          <w:color w:val="282C34"/>
           <w:sz w:val="21"/>
         </w:rPr>
-        <w:t>2 × V_F \approx 2 × 0.8\,V = 1.6\,V</w:t>
+        <w:t xml:space="preserve"> V_F ≈ 2 </w:t>
       </w:r>
       <w:r>
         <w:rPr>
           <w:color w:val="282C34"/>
           <w:sz w:val="21"/>
         </w:rPr>
-        <w:t xml:space="preserve"> drop </w:t>
-      </w:r>
-      <w:r>
-        <w:rPr>
-          <w:i/>
-          <w:color w:val="145AA0"/>
-          <w:sz w:val="21"/>
-        </w:rPr>
-        <w:t>\implies 16\,W</w:t>
-      </w:r>
-      <w:r>
-        <w:rPr>
-          <w:color w:val="282C34"/>
-          <w:sz w:val="21"/>
-        </w:rPr>
-        <w:t xml:space="preserve"> lost at </w:t>
-      </w:r>
-      <w:r>
-        <w:rPr>
-          <w:i/>
-          <w:color w:val="145AA0"/>
-          <w:sz w:val="21"/>
-        </w:rPr>
-        <w:t>10\,A</w:t>
-      </w:r>
-      <w:r>
-        <w:rPr>
-          <w:color w:val="282C34"/>
-          <w:sz w:val="21"/>
-        </w:rPr>
-        <w:t xml:space="preserve">). The </w:t>
+        <w:t xml:space="preserve"> 0.8 V = 1.6 V drop =&gt; 16 W lost at 10 A). The </w:t>
       </w:r>
       <w:r>
         <w:rPr>
@@ -3672,37 +3020,7 @@
           <w:color w:val="282C34"/>
           <w:sz w:val="21"/>
         </w:rPr>
-        <w:t>Standard silicon MOSFETs possess massive body-diode reverse recovery charge (</w:t>
-      </w:r>
-      <w:r>
-        <w:rPr>
-          <w:i/>
-          <w:color w:val="145AA0"/>
-          <w:sz w:val="21"/>
-        </w:rPr>
-        <w:t>Q_{rr \approx 500 \dots 2000\,nC</w:t>
-      </w:r>
-      <w:r>
-        <w:rPr>
-          <w:color w:val="282C34"/>
-          <w:sz w:val="21"/>
-        </w:rPr>
-        <w:t xml:space="preserve">). When the opposite switch turns ON, this </w:t>
-      </w:r>
-      <w:r>
-        <w:rPr>
-          <w:i/>
-          <w:color w:val="145AA0"/>
-          <w:sz w:val="21"/>
-        </w:rPr>
-        <w:t>Q_{rr</w:t>
-      </w:r>
-      <w:r>
-        <w:rPr>
-          <w:color w:val="282C34"/>
-          <w:sz w:val="21"/>
-        </w:rPr>
-        <w:t xml:space="preserve"> causes destructive shoot-through spikes and extreme switching losses.</w:t>
+        <w:t>Standard silicon MOSFETs possess massive body-diode reverse recovery charge (Q_rr ≈ 500 ... 2000 nC). When the opposite switch turns ON, this Q_rr causes destructive shoot-through spikes and extreme switching losses.</w:t>
       </w:r>
     </w:p>
     <w:p>
@@ -3717,7 +3035,7 @@
           <w:color w:val="282C34"/>
           <w:sz w:val="21"/>
         </w:rPr>
-        <w:t>Gallium Nitride (GaN) HEMTs have ZERO reverse recovery ($Q_{rr} = 0\,\text{nC}$)</w:t>
+        <w:t>Gallium Nitride (GaN) HEMTs have ZERO reverse recovery (Q_rr = 0 nC)</w:t>
       </w:r>
       <w:r>
         <w:rPr>
@@ -3738,22 +3056,7 @@
           <w:color w:val="282C34"/>
           <w:sz w:val="21"/>
         </w:rPr>
-        <w:t xml:space="preserve">GaN enables the Totem-Pole topology to operate in CCM at </w:t>
-      </w:r>
-      <w:r>
-        <w:rPr>
-          <w:i/>
-          <w:color w:val="145AA0"/>
-          <w:sz w:val="21"/>
-        </w:rPr>
-        <w:t>&gt; 100\,kHz</w:t>
-      </w:r>
-      <w:r>
-        <w:rPr>
-          <w:color w:val="282C34"/>
-          <w:sz w:val="21"/>
-        </w:rPr>
-        <w:t xml:space="preserve">, achieving unprecedented </w:t>
+        <w:t xml:space="preserve">GaN enables the Totem-Pole topology to operate in CCM at &gt; 100 kHz, achieving unprecedented </w:t>
       </w:r>
       <w:r>
         <w:rPr>
@@ -3761,7 +3064,7 @@
           <w:color w:val="282C34"/>
           <w:sz w:val="21"/>
         </w:rPr>
-        <w:t>$99.2\%$ conversion efficiency</w:t>
+        <w:t>99.2\% conversion efficiency</w:t>
       </w:r>
       <w:r>
         <w:rPr>
@@ -3801,22 +3104,7 @@
           <w:color w:val="282C34"/>
           <w:sz w:val="21"/>
         </w:rPr>
-        <w:t>For high-power EV DC fast charging stations (</w:t>
-      </w:r>
-      <w:r>
-        <w:rPr>
-          <w:i/>
-          <w:color w:val="145AA0"/>
-          <w:sz w:val="21"/>
-        </w:rPr>
-        <w:t>50\,kW \dots 350\,kW</w:t>
-      </w:r>
-      <w:r>
-        <w:rPr>
-          <w:color w:val="282C34"/>
-          <w:sz w:val="21"/>
-        </w:rPr>
-        <w:t xml:space="preserve">) and megawatt data centers, the </w:t>
+        <w:t xml:space="preserve">For high-power EV DC fast charging stations (50 kW ... 350 kW) and megawatt data centers, the </w:t>
       </w:r>
       <w:r>
         <w:rPr>
@@ -3938,37 +3226,7 @@
           <w:color w:val="282C34"/>
           <w:sz w:val="21"/>
         </w:rPr>
-        <w:t xml:space="preserve">: Node voltages switch between </w:t>
-      </w:r>
-      <w:r>
-        <w:rPr>
-          <w:i/>
-          <w:color w:val="145AA0"/>
-          <w:sz w:val="21"/>
-        </w:rPr>
-        <w:t>+\frac{V_{dc{2, 0\,V,</w:t>
-      </w:r>
-      <w:r>
-        <w:rPr>
-          <w:color w:val="282C34"/>
-          <w:sz w:val="21"/>
-        </w:rPr>
-        <w:t xml:space="preserve"> and </w:t>
-      </w:r>
-      <w:r>
-        <w:rPr>
-          <w:i/>
-          <w:color w:val="145AA0"/>
-          <w:sz w:val="21"/>
-        </w:rPr>
-        <w:t>-\frac{V_{dc{2</w:t>
-      </w:r>
-      <w:r>
-        <w:rPr>
-          <w:color w:val="282C34"/>
-          <w:sz w:val="21"/>
-        </w:rPr>
-        <w:t>.</w:t>
+        <w:t>: Node voltages switch between +V_dc / 2, 0 V, and -V_dc / 2.</w:t>
       </w:r>
     </w:p>
     <w:p>
@@ -3990,82 +3248,7 @@
           <w:color w:val="282C34"/>
           <w:sz w:val="21"/>
         </w:rPr>
-        <w:t xml:space="preserve">: Each MOSFET switch </w:t>
-      </w:r>
-      <w:r>
-        <w:rPr>
-          <w:i/>
-          <w:color w:val="145AA0"/>
-          <w:sz w:val="21"/>
-        </w:rPr>
-        <w:t>Q_1</w:t>
-      </w:r>
-      <w:r>
-        <w:rPr>
-          <w:color w:val="282C34"/>
-          <w:sz w:val="21"/>
-        </w:rPr>
-        <w:t xml:space="preserve"> experiences only half the total DC-link voltage (</w:t>
-      </w:r>
-      <w:r>
-        <w:rPr>
-          <w:i/>
-          <w:color w:val="145AA0"/>
-          <w:sz w:val="21"/>
-        </w:rPr>
-        <w:t>400\,V</w:t>
-      </w:r>
-      <w:r>
-        <w:rPr>
-          <w:color w:val="282C34"/>
-          <w:sz w:val="21"/>
-        </w:rPr>
-        <w:t xml:space="preserve"> stress on an </w:t>
-      </w:r>
-      <w:r>
-        <w:rPr>
-          <w:i/>
-          <w:color w:val="145AA0"/>
-          <w:sz w:val="21"/>
-        </w:rPr>
-        <w:t>800\,V</w:t>
-      </w:r>
-      <w:r>
-        <w:rPr>
-          <w:color w:val="282C34"/>
-          <w:sz w:val="21"/>
-        </w:rPr>
-        <w:t xml:space="preserve"> EV bus!), allowing the use of low-cost, ultra-fast </w:t>
-      </w:r>
-      <w:r>
-        <w:rPr>
-          <w:i/>
-          <w:color w:val="145AA0"/>
-          <w:sz w:val="21"/>
-        </w:rPr>
-        <w:t>650\,V</w:t>
-      </w:r>
-      <w:r>
-        <w:rPr>
-          <w:color w:val="282C34"/>
-          <w:sz w:val="21"/>
-        </w:rPr>
-        <w:t xml:space="preserve"> Superjunction or GaN FETs instead of expensive </w:t>
-      </w:r>
-      <w:r>
-        <w:rPr>
-          <w:i/>
-          <w:color w:val="145AA0"/>
-          <w:sz w:val="21"/>
-        </w:rPr>
-        <w:t>1200\,V</w:t>
-      </w:r>
-      <w:r>
-        <w:rPr>
-          <w:color w:val="282C34"/>
-          <w:sz w:val="21"/>
-        </w:rPr>
-        <w:t xml:space="preserve"> SiC modules.</w:t>
+        <w:t>: Each MOSFET switch Q_1 experiences only half the total DC-link voltage (400 V stress on an 800 V EV bus!), allowing the use of low-cost, ultra-fast 650 V Superjunction or GaN FETs instead of expensive 1200 V SiC modules.</w:t>
       </w:r>
     </w:p>
     <w:p>
@@ -4087,37 +3270,7 @@
           <w:color w:val="282C34"/>
           <w:sz w:val="21"/>
         </w:rPr>
-        <w:t xml:space="preserve">: Inherent 3-level PWM cuts inductor ripple in half, achieving </w:t>
-      </w:r>
-      <w:r>
-        <w:rPr>
-          <w:i/>
-          <w:color w:val="145AA0"/>
-          <w:sz w:val="21"/>
-        </w:rPr>
-        <w:t>THD_i &lt; 2.0\%</w:t>
-      </w:r>
-      <w:r>
-        <w:rPr>
-          <w:color w:val="282C34"/>
-          <w:sz w:val="21"/>
-        </w:rPr>
-        <w:t xml:space="preserve"> and </w:t>
-      </w:r>
-      <w:r>
-        <w:rPr>
-          <w:i/>
-          <w:color w:val="145AA0"/>
-          <w:sz w:val="21"/>
-        </w:rPr>
-        <w:t>PF &gt; 0.998</w:t>
-      </w:r>
-      <w:r>
-        <w:rPr>
-          <w:color w:val="282C34"/>
-          <w:sz w:val="21"/>
-        </w:rPr>
-        <w:t>.</w:t>
+        <w:t>: Inherent 3-level PWM cuts inductor ripple in half, achieving THD_i &lt; 2.0\% and PF &gt; 0.998.</w:t>
       </w:r>
     </w:p>
     <w:p>
@@ -4151,24 +3304,7 @@
           <w:color w:val="4682B4"/>
           <w:sz w:val="24"/>
         </w:rPr>
-        <w:t>5.1 Inductor Sizing (</w:t>
-      </w:r>
-      <w:r>
-        <w:rPr>
-          <w:b/>
-          <w:i/>
-          <w:color w:val="145AA0"/>
-          <w:sz w:val="24"/>
-        </w:rPr>
-        <w:t>L_{pfc</w:t>
-      </w:r>
-      <w:r>
-        <w:rPr>
-          <w:b/>
-          <w:color w:val="4682B4"/>
-          <w:sz w:val="24"/>
-        </w:rPr>
-        <w:t>):</w:t>
+        <w:t>5.1 Inductor Sizing (L_pfc):</w:t>
       </w:r>
     </w:p>
     <w:p>
@@ -4183,32 +3319,50 @@
         <w:t>Worst-case ripple occurs at the peak of the minimum AC line voltage:</w:t>
       </w:r>
     </w:p>
-    <w:p>
-      <w:pPr>
-        <w:spacing w:after="80"/>
-      </w:pPr>
-      <w:r>
-        <w:rPr>
-          <w:i/>
-          <w:color w:val="145AA0"/>
-          <w:sz w:val="21"/>
-        </w:rPr>
-      </w:r>
-      <w:r>
-        <w:rPr>
-          <w:color w:val="282C34"/>
-          <w:sz w:val="21"/>
-        </w:rPr>
-        <w:t>L_{pfc} \ge \frac{V_{in,pk,min} \cdot \left( 1 - \frac{V_{in,pk,min}}{V_{dc}} \right)}{f_s \cdot \Delta I_L}</w:t>
-      </w:r>
-      <w:r>
-        <w:rPr>
-          <w:i/>
-          <w:color w:val="145AA0"/>
-          <w:sz w:val="21"/>
-        </w:rPr>
-      </w:r>
-    </w:p>
+    <w:tbl>
+      <w:tblPr>
+        <w:tblW w:type="auto" w:w="0"/>
+        <w:jc w:val="center"/>
+        <w:tblLook w:firstColumn="1" w:firstRow="1" w:lastColumn="0" w:lastRow="0" w:noHBand="0" w:noVBand="1" w:val="04A0"/>
+      </w:tblPr>
+      <w:tblGrid>
+        <w:gridCol w:w="9792"/>
+      </w:tblGrid>
+      <w:tr>
+        <w:tc>
+          <w:tcPr>
+            <w:tcW w:type="dxa" w:w="9792"/>
+            <w:shd w:fill="F5F6F8"/>
+            <w:tcMar>
+              <w:top w:w="80" w:type="dxa"/>
+              <w:bottom w:w="80" w:type="dxa"/>
+              <w:left w:w="140" w:type="dxa"/>
+              <w:right w:w="140" w:type="dxa"/>
+            </w:tcMar>
+            <w:tcBorders>
+              <w:left w:val="single" w:sz="18" w:space="0" w:color="CBD5E0"/>
+              <w:top w:val="none"/>
+              <w:right w:val="none"/>
+              <w:bottom w:val="none"/>
+            </w:tcBorders>
+          </w:tcPr>
+          <w:p>
+            <w:pPr>
+              <w:spacing w:line="240" w:lineRule="auto" w:after="0"/>
+            </w:pPr>
+            <w:r>
+              <w:rPr>
+                <w:rFonts w:ascii="Consolas" w:hAnsi="Consolas"/>
+                <w:color w:val="2D3748"/>
+                <w:sz w:val="18"/>
+              </w:rPr>
+              <w:t>L_pfc &gt;= (V_in,pk,min * ( 1 - V_in,pk,min / V_dc )) / (f_s * Δ I_L)</w:t>
+            </w:r>
+          </w:p>
+        </w:tc>
+      </w:tr>
+    </w:tbl>
+    <w:p/>
     <w:p>
       <w:pPr>
         <w:spacing w:after="80"/>
@@ -4218,52 +3372,22 @@
           <w:color w:val="282C34"/>
           <w:sz w:val="21"/>
         </w:rPr>
-        <w:t xml:space="preserve">Where </w:t>
+        <w:t xml:space="preserve">Where V_in,pk,min = sqrt(2) </w:t>
       </w:r>
       <w:r>
         <w:rPr>
           <w:i/>
-          <w:color w:val="145AA0"/>
+          <w:color w:val="282C34"/>
           <w:sz w:val="21"/>
         </w:rPr>
-        <w:t>V_{in,pk,min = \sqrt{2 \cdot 85\,V \approx 120\,V</w:t>
+        <w:t xml:space="preserve"> 85 V ≈ 120 V, V_dc = 400 V, and Δ I_L = 20\% </w:t>
       </w:r>
       <w:r>
         <w:rPr>
           <w:color w:val="282C34"/>
           <w:sz w:val="21"/>
         </w:rPr>
-        <w:t xml:space="preserve">, </w:t>
-      </w:r>
-      <w:r>
-        <w:rPr>
-          <w:i/>
-          <w:color w:val="145AA0"/>
-          <w:sz w:val="21"/>
-        </w:rPr>
-        <w:t>V_{dc = 400\,V</w:t>
-      </w:r>
-      <w:r>
-        <w:rPr>
-          <w:color w:val="282C34"/>
-          <w:sz w:val="21"/>
-        </w:rPr>
-        <w:t xml:space="preserve">, and </w:t>
-      </w:r>
-      <w:r>
-        <w:rPr>
-          <w:i/>
-          <w:color w:val="145AA0"/>
-          <w:sz w:val="21"/>
-        </w:rPr>
-        <w:t>\Delta I_L = 20\% \cdot I_{pk,max</w:t>
-      </w:r>
-      <w:r>
-        <w:rPr>
-          <w:color w:val="282C34"/>
-          <w:sz w:val="21"/>
-        </w:rPr>
-        <w:t>.</w:t>
+        <w:t xml:space="preserve"> I_pk,max.</w:t>
       </w:r>
     </w:p>
     <w:p>
@@ -4276,24 +3400,7 @@
           <w:color w:val="4682B4"/>
           <w:sz w:val="24"/>
         </w:rPr>
-        <w:t>5.2 Bulk Capacitor Sizing for Hold-Up Time (</w:t>
-      </w:r>
-      <w:r>
-        <w:rPr>
-          <w:b/>
-          <w:i/>
-          <w:color w:val="145AA0"/>
-          <w:sz w:val="24"/>
-        </w:rPr>
-        <w:t>t_{hold</w:t>
-      </w:r>
-      <w:r>
-        <w:rPr>
-          <w:b/>
-          <w:color w:val="4682B4"/>
-          <w:sz w:val="24"/>
-        </w:rPr>
-        <w:t>):</w:t>
+        <w:t>5.2 Bulk Capacitor Sizing for Hold-Up Time (t_hold):</w:t>
       </w:r>
     </w:p>
     <w:p>
@@ -4305,121 +3412,97 @@
           <w:color w:val="282C34"/>
           <w:sz w:val="21"/>
         </w:rPr>
-        <w:t xml:space="preserve">Server and telecom specifications (e.g., Intel ATX / Open Compute) mandate that the DC bus must sustain full output power during a complete AC line dropout of </w:t>
-      </w:r>
-      <w:r>
-        <w:rPr>
-          <w:i/>
-          <w:color w:val="145AA0"/>
-          <w:sz w:val="21"/>
-        </w:rPr>
-        <w:t>1 \dots 2</w:t>
-      </w:r>
-      <w:r>
-        <w:rPr>
-          <w:color w:val="282C34"/>
-          <w:sz w:val="21"/>
-        </w:rPr>
-        <w:t xml:space="preserve"> missing AC cycles (</w:t>
-      </w:r>
-      <w:r>
-        <w:rPr>
-          <w:i/>
-          <w:color w:val="145AA0"/>
-          <w:sz w:val="21"/>
-        </w:rPr>
-        <w:t>t_{hold = 16.67\,ms \dots 20\,ms</w:t>
-      </w:r>
-      <w:r>
-        <w:rPr>
-          <w:color w:val="282C34"/>
-          <w:sz w:val="21"/>
-        </w:rPr>
-        <w:t xml:space="preserve">) without </w:t>
-      </w:r>
-      <w:r>
-        <w:rPr>
-          <w:i/>
-          <w:color w:val="145AA0"/>
-          <w:sz w:val="21"/>
-        </w:rPr>
-        <w:t>V_{dc</w:t>
-      </w:r>
-      <w:r>
-        <w:rPr>
-          <w:color w:val="282C34"/>
-          <w:sz w:val="21"/>
-        </w:rPr>
-        <w:t xml:space="preserve"> falling below the downstream DC-DC converter's minimum drop-out threshold (</w:t>
-      </w:r>
-      <w:r>
-        <w:rPr>
-          <w:i/>
-          <w:color w:val="145AA0"/>
-          <w:sz w:val="21"/>
-        </w:rPr>
-        <w:t>V_{dc,min \approx 300\,V</w:t>
-      </w:r>
-      <w:r>
-        <w:rPr>
-          <w:color w:val="282C34"/>
-          <w:sz w:val="21"/>
-        </w:rPr>
-        <w:t>):</w:t>
+        <w:t>Server and telecom specifications (e.g., Intel ATX / Open Compute) mandate that the DC bus must sustain full output power during a complete AC line dropout of 1 ... 2 missing AC cycles (t_hold = 16.67 ms ... 20 ms) without V_dc falling below the downstream DC-DC converter's minimum drop-out threshold (V_dc,min ≈ 300 V):</w:t>
       </w:r>
     </w:p>
-    <w:p>
-      <w:pPr>
-        <w:spacing w:after="80"/>
-      </w:pPr>
-      <w:r>
-        <w:rPr>
-          <w:i/>
-          <w:color w:val="145AA0"/>
-          <w:sz w:val="21"/>
-        </w:rPr>
-      </w:r>
-      <w:r>
-        <w:rPr>
-          <w:color w:val="282C34"/>
-          <w:sz w:val="21"/>
-        </w:rPr>
-        <w:t>\Delta E = P_{out} \cdot t_{hold} = \frac{1}{2} C_{bulk} \left( V_{dc,nom}^2 - V_{dc,min}^2 \right)</w:t>
-      </w:r>
-      <w:r>
-        <w:rPr>
-          <w:i/>
-          <w:color w:val="145AA0"/>
-          <w:sz w:val="21"/>
-        </w:rPr>
-      </w:r>
-    </w:p>
-    <w:p>
-      <w:pPr>
-        <w:spacing w:after="80"/>
-      </w:pPr>
-      <w:r>
-        <w:rPr>
-          <w:i/>
-          <w:color w:val="145AA0"/>
-          <w:sz w:val="21"/>
-        </w:rPr>
-      </w:r>
-      <w:r>
-        <w:rPr>
-          <w:color w:val="282C34"/>
-          <w:sz w:val="21"/>
-        </w:rPr>
-        <w:t>C_{bulk} \ge \frac{2 \cdot P_{out} \cdot t_{hold}}{\eta \cdot \left( V_{dc,nom}^2 - V_{dc,min}^2 \right)}</w:t>
-      </w:r>
-      <w:r>
-        <w:rPr>
-          <w:i/>
-          <w:color w:val="145AA0"/>
-          <w:sz w:val="21"/>
-        </w:rPr>
-      </w:r>
-    </w:p>
+    <w:tbl>
+      <w:tblPr>
+        <w:tblW w:type="auto" w:w="0"/>
+        <w:jc w:val="center"/>
+        <w:tblLook w:firstColumn="1" w:firstRow="1" w:lastColumn="0" w:lastRow="0" w:noHBand="0" w:noVBand="1" w:val="04A0"/>
+      </w:tblPr>
+      <w:tblGrid>
+        <w:gridCol w:w="9792"/>
+      </w:tblGrid>
+      <w:tr>
+        <w:tc>
+          <w:tcPr>
+            <w:tcW w:type="dxa" w:w="9792"/>
+            <w:shd w:fill="F5F6F8"/>
+            <w:tcMar>
+              <w:top w:w="80" w:type="dxa"/>
+              <w:bottom w:w="80" w:type="dxa"/>
+              <w:left w:w="140" w:type="dxa"/>
+              <w:right w:w="140" w:type="dxa"/>
+            </w:tcMar>
+            <w:tcBorders>
+              <w:left w:val="single" w:sz="18" w:space="0" w:color="CBD5E0"/>
+              <w:top w:val="none"/>
+              <w:right w:val="none"/>
+              <w:bottom w:val="none"/>
+            </w:tcBorders>
+          </w:tcPr>
+          <w:p>
+            <w:pPr>
+              <w:spacing w:line="240" w:lineRule="auto" w:after="0"/>
+            </w:pPr>
+            <w:r>
+              <w:rPr>
+                <w:rFonts w:ascii="Consolas" w:hAnsi="Consolas"/>
+                <w:color w:val="2D3748"/>
+                <w:sz w:val="18"/>
+              </w:rPr>
+              <w:t>Δ E = P_out * t_hold = 1 / 2 C_bulk ( V_dc,nom^2 - V_dc,min^2 )</w:t>
+            </w:r>
+          </w:p>
+        </w:tc>
+      </w:tr>
+    </w:tbl>
+    <w:p/>
+    <w:tbl>
+      <w:tblPr>
+        <w:tblW w:type="auto" w:w="0"/>
+        <w:jc w:val="center"/>
+        <w:tblLook w:firstColumn="1" w:firstRow="1" w:lastColumn="0" w:lastRow="0" w:noHBand="0" w:noVBand="1" w:val="04A0"/>
+      </w:tblPr>
+      <w:tblGrid>
+        <w:gridCol w:w="9792"/>
+      </w:tblGrid>
+      <w:tr>
+        <w:tc>
+          <w:tcPr>
+            <w:tcW w:type="dxa" w:w="9792"/>
+            <w:shd w:fill="F5F6F8"/>
+            <w:tcMar>
+              <w:top w:w="80" w:type="dxa"/>
+              <w:bottom w:w="80" w:type="dxa"/>
+              <w:left w:w="140" w:type="dxa"/>
+              <w:right w:w="140" w:type="dxa"/>
+            </w:tcMar>
+            <w:tcBorders>
+              <w:left w:val="single" w:sz="18" w:space="0" w:color="CBD5E0"/>
+              <w:top w:val="none"/>
+              <w:right w:val="none"/>
+              <w:bottom w:val="none"/>
+            </w:tcBorders>
+          </w:tcPr>
+          <w:p>
+            <w:pPr>
+              <w:spacing w:line="240" w:lineRule="auto" w:after="0"/>
+            </w:pPr>
+            <w:r>
+              <w:rPr>
+                <w:rFonts w:ascii="Consolas" w:hAnsi="Consolas"/>
+                <w:color w:val="2D3748"/>
+                <w:sz w:val="18"/>
+              </w:rPr>
+              <w:t>C_bulk &gt;= (2 * P_out * t_hold) / (η * ( V_dc,nom^2 - V_dc,min^2 ))</w:t>
+            </w:r>
+          </w:p>
+        </w:tc>
+      </w:tr>
+    </w:tbl>
+    <w:p/>
     <w:p>
       <w:pPr>
         <w:spacing w:before="120" w:after="40"/>
@@ -4430,24 +3513,7 @@
           <w:color w:val="282C34"/>
           <w:sz w:val="22"/>
         </w:rPr>
-        <w:t>Practical Sizing Example (</w:t>
-      </w:r>
-      <w:r>
-        <w:rPr>
-          <w:b/>
-          <w:i/>
-          <w:color w:val="145AA0"/>
-          <w:sz w:val="22"/>
-        </w:rPr>
-        <w:t>1000\,W</w:t>
-      </w:r>
-      <w:r>
-        <w:rPr>
-          <w:b/>
-          <w:color w:val="282C34"/>
-          <w:sz w:val="22"/>
-        </w:rPr>
-        <w:t xml:space="preserve"> Server PSU):</w:t>
+        <w:t>Practical Sizing Example (1000 W Server PSU):</w:t>
       </w:r>
     </w:p>
     <w:p>
@@ -4458,26 +3524,10 @@
       </w:pPr>
       <w:r>
         <w:rPr>
-          <w:i/>
-          <w:color w:val="145AA0"/>
-          <w:sz w:val="21"/>
-        </w:rPr>
-        <w:t>P_{out = 1000\,W</w:t>
-      </w:r>
-      <w:r>
-        <w:rPr>
           <w:color w:val="282C34"/>
           <w:sz w:val="21"/>
         </w:rPr>
-        <w:t xml:space="preserve">, </w:t>
-      </w:r>
-      <w:r>
-        <w:rPr>
-          <w:i/>
-          <w:color w:val="145AA0"/>
-          <w:sz w:val="21"/>
-        </w:rPr>
-        <w:t>\eta = 0.95</w:t>
+        <w:t>P_out = 1000 W, η = 0.95</w:t>
       </w:r>
     </w:p>
     <w:p>
@@ -4488,26 +3538,10 @@
       </w:pPr>
       <w:r>
         <w:rPr>
-          <w:i/>
-          <w:color w:val="145AA0"/>
-          <w:sz w:val="21"/>
-        </w:rPr>
-        <w:t>V_{dc,nom = 400\,V</w:t>
-      </w:r>
-      <w:r>
-        <w:rPr>
           <w:color w:val="282C34"/>
           <w:sz w:val="21"/>
         </w:rPr>
-        <w:t xml:space="preserve">, </w:t>
-      </w:r>
-      <w:r>
-        <w:rPr>
-          <w:i/>
-          <w:color w:val="145AA0"/>
-          <w:sz w:val="21"/>
-        </w:rPr>
-        <w:t>V_{dc,min = 300\,V</w:t>
+        <w:t>V_dc,nom = 400 V, V_dc,min = 300 V</w:t>
       </w:r>
     </w:p>
     <w:p>
@@ -4518,61 +3552,56 @@
       </w:pPr>
       <w:r>
         <w:rPr>
-          <w:i/>
-          <w:color w:val="145AA0"/>
-          <w:sz w:val="21"/>
-        </w:rPr>
-        <w:t>t_{hold = 20\,ms</w:t>
-      </w:r>
-      <w:r>
-        <w:rPr>
           <w:color w:val="282C34"/>
           <w:sz w:val="21"/>
         </w:rPr>
-        <w:t xml:space="preserve"> (</w:t>
-      </w:r>
-      <w:r>
-        <w:rPr>
-          <w:i/>
-          <w:color w:val="145AA0"/>
-          <w:sz w:val="21"/>
-        </w:rPr>
-        <w:t>0.020\,s</w:t>
-      </w:r>
-      <w:r>
-        <w:rPr>
-          <w:color w:val="282C34"/>
-          <w:sz w:val="21"/>
-        </w:rPr>
-        <w:t>)</w:t>
+        <w:t>t_hold = 20 ms (0.020 s)</w:t>
       </w:r>
     </w:p>
-    <w:p>
-      <w:pPr>
-        <w:spacing w:after="80"/>
-      </w:pPr>
-      <w:r>
-        <w:rPr>
-          <w:i/>
-          <w:color w:val="145AA0"/>
-          <w:sz w:val="21"/>
-        </w:rPr>
-      </w:r>
-      <w:r>
-        <w:rPr>
-          <w:color w:val="282C34"/>
-          <w:sz w:val="21"/>
-        </w:rPr>
-        <w:t>C_{bulk} \ge \frac{2 \cdot 1000 \cdot 0.020}{0.95 \cdot (400^2 - 300^2)} = \frac{40}{0.95 \cdot (160000 - 90000)} = \frac{40}{66500} \approx 601\,\mu\text{F}</w:t>
-      </w:r>
-      <w:r>
-        <w:rPr>
-          <w:i/>
-          <w:color w:val="145AA0"/>
-          <w:sz w:val="21"/>
-        </w:rPr>
-      </w:r>
-    </w:p>
+    <w:tbl>
+      <w:tblPr>
+        <w:tblW w:type="auto" w:w="0"/>
+        <w:jc w:val="center"/>
+        <w:tblLook w:firstColumn="1" w:firstRow="1" w:lastColumn="0" w:lastRow="0" w:noHBand="0" w:noVBand="1" w:val="04A0"/>
+      </w:tblPr>
+      <w:tblGrid>
+        <w:gridCol w:w="9792"/>
+      </w:tblGrid>
+      <w:tr>
+        <w:tc>
+          <w:tcPr>
+            <w:tcW w:type="dxa" w:w="9792"/>
+            <w:shd w:fill="F5F6F8"/>
+            <w:tcMar>
+              <w:top w:w="80" w:type="dxa"/>
+              <w:bottom w:w="80" w:type="dxa"/>
+              <w:left w:w="140" w:type="dxa"/>
+              <w:right w:w="140" w:type="dxa"/>
+            </w:tcMar>
+            <w:tcBorders>
+              <w:left w:val="single" w:sz="18" w:space="0" w:color="CBD5E0"/>
+              <w:top w:val="none"/>
+              <w:right w:val="none"/>
+              <w:bottom w:val="none"/>
+            </w:tcBorders>
+          </w:tcPr>
+          <w:p>
+            <w:pPr>
+              <w:spacing w:line="240" w:lineRule="auto" w:after="0"/>
+            </w:pPr>
+            <w:r>
+              <w:rPr>
+                <w:rFonts w:ascii="Consolas" w:hAnsi="Consolas"/>
+                <w:color w:val="2D3748"/>
+                <w:sz w:val="18"/>
+              </w:rPr>
+              <w:t>C_bulk &gt;= (2 * 1000 * 0.020) / (0.95 * (400^2 - 300^2)) = 40 / (0.95 * (160000 - 90000)) = 40 / 66500 ≈ 601 µF</w:t>
+            </w:r>
+          </w:p>
+        </w:tc>
+      </w:tr>
+    </w:tbl>
+    <w:p/>
     <w:p>
       <w:pPr>
         <w:spacing w:after="80"/>
@@ -4590,52 +3619,7 @@
           <w:color w:val="282C34"/>
           <w:sz w:val="21"/>
         </w:rPr>
-        <w:t xml:space="preserve">: Specify two </w:t>
-      </w:r>
-      <w:r>
-        <w:rPr>
-          <w:i/>
-          <w:color w:val="145AA0"/>
-          <w:sz w:val="21"/>
-        </w:rPr>
-        <w:t>330\,µF / 450\,V</w:t>
-      </w:r>
-      <w:r>
-        <w:rPr>
-          <w:color w:val="282C34"/>
-          <w:sz w:val="21"/>
-        </w:rPr>
-        <w:t xml:space="preserve"> (</w:t>
-      </w:r>
-      <w:r>
-        <w:rPr>
-          <w:i/>
-          <w:color w:val="145AA0"/>
-          <w:sz w:val="21"/>
-        </w:rPr>
-        <w:t>660\,µF</w:t>
-      </w:r>
-      <w:r>
-        <w:rPr>
-          <w:color w:val="282C34"/>
-          <w:sz w:val="21"/>
-        </w:rPr>
-        <w:t xml:space="preserve"> total) high-temperature </w:t>
-      </w:r>
-      <w:r>
-        <w:rPr>
-          <w:i/>
-          <w:color w:val="145AA0"/>
-          <w:sz w:val="21"/>
-        </w:rPr>
-        <w:t>105^\circC</w:t>
-      </w:r>
-      <w:r>
-        <w:rPr>
-          <w:color w:val="282C34"/>
-          <w:sz w:val="21"/>
-        </w:rPr>
-        <w:t xml:space="preserve"> aluminum electrolytic capacitors in parallel.</w:t>
+        <w:t>: Specify two 330 µF / 450 V (660 µF total) high-temperature 105°C aluminum electrolytic capacitors in parallel.</w:t>
       </w:r>
     </w:p>
     <w:sectPr>
